--- a/本科毕业论文开题报告.docx
+++ b/本科毕业论文开题报告.docx
@@ -4,1482 +4,92 @@
   <w:body>
     <w:p>
       <w:pPr>
-        <w:spacing w:before="0" w:after="0" w:line="300" w:lineRule="auto"/>
+        <w:spacing w:before="0" w:after="0" w:line="240" w:lineRule="auto"/>
         <w:jc w:val="center"/>
       </w:pPr>
       <w:r>
-        <w:rPr>
-          <w:rFonts w:ascii="黑体" w:hAnsi="黑体" w:eastAsia="黑体"/>
-          <w:b/>
-          <w:sz w:val="36"/>
-        </w:rPr>
-        <w:t>本科毕业论文（设计）开题报告</w:t>
+        <w:drawing>
+          <wp:inline xmlns:a="http://schemas.openxmlformats.org/drawingml/2006/main" xmlns:pic="http://schemas.openxmlformats.org/drawingml/2006/picture">
+            <wp:extent cx="7560000" cy="9755644"/>
+            <wp:docPr id="1" name="Picture 1"/>
+            <wp:cNvGraphicFramePr>
+              <a:graphicFrameLocks noChangeAspect="1"/>
+            </wp:cNvGraphicFramePr>
+            <a:graphic>
+              <a:graphicData uri="http://schemas.openxmlformats.org/drawingml/2006/picture">
+                <pic:pic>
+                  <pic:nvPicPr>
+                    <pic:cNvPr id="0" name="page_18_xref_91.jpeg"/>
+                    <pic:cNvPicPr/>
+                  </pic:nvPicPr>
+                  <pic:blipFill>
+                    <a:blip r:embed="rId9"/>
+                    <a:stretch>
+                      <a:fillRect/>
+                    </a:stretch>
+                  </pic:blipFill>
+                  <pic:spPr>
+                    <a:xfrm>
+                      <a:off x="0" y="0"/>
+                      <a:ext cx="7560000" cy="9755644"/>
+                    </a:xfrm>
+                    <a:prstGeom prst="rect"/>
+                  </pic:spPr>
+                </pic:pic>
+              </a:graphicData>
+            </a:graphic>
+          </wp:inline>
+        </w:drawing>
       </w:r>
     </w:p>
-    <w:p/>
-    <w:tbl>
-      <w:tblPr>
-        <w:tblStyle w:val="TableGrid"/>
-        <w:tblW w:type="auto" w:w="0"/>
-        <w:jc w:val="center"/>
-        <w:tblLook w:firstColumn="1" w:firstRow="1" w:lastColumn="0" w:lastRow="0" w:noHBand="0" w:noVBand="1" w:val="04A0"/>
-      </w:tblPr>
-      <w:tblGrid>
-        <w:gridCol w:w="1531"/>
-        <w:gridCol w:w="1531"/>
-        <w:gridCol w:w="1531"/>
-        <w:gridCol w:w="1531"/>
-        <w:gridCol w:w="1531"/>
-        <w:gridCol w:w="1531"/>
-      </w:tblGrid>
-      <w:tr>
-        <w:tc>
-          <w:tcPr>
-            <w:tcW w:type="dxa" w:w="8447"/>
-            <w:gridSpan w:val="6"/>
-            <w:vAlign w:val="center"/>
-          </w:tcPr>
-          <w:p>
-            <w:pPr>
-              <w:jc w:val="center"/>
-            </w:pPr>
-            <w:r/>
-            <w:r>
-              <w:rPr>
-                <w:rFonts w:ascii="宋体" w:hAnsi="宋体" w:eastAsia="宋体"/>
-                <w:b w:val="0"/>
-                <w:sz w:val="22"/>
-              </w:rPr>
-              <w:t>论文（设计）题目</w:t>
-            </w:r>
-          </w:p>
-          <w:p>
-            <w:pPr>
-              <w:jc w:val="left"/>
-            </w:pPr>
-            <w:r/>
-            <w:r>
-              <w:rPr>
-                <w:rFonts w:ascii="宋体" w:hAnsi="宋体" w:eastAsia="宋体"/>
-                <w:b w:val="0"/>
-                <w:sz w:val="22"/>
-              </w:rPr>
-            </w:r>
-          </w:p>
-          <w:p>
-            <w:pPr>
-              <w:jc w:val="left"/>
-            </w:pPr>
-            <w:r/>
-            <w:r>
-              <w:rPr>
-                <w:rFonts w:ascii="宋体" w:hAnsi="宋体" w:eastAsia="宋体"/>
-                <w:b w:val="0"/>
-                <w:sz w:val="22"/>
-              </w:rPr>
-            </w:r>
-          </w:p>
-          <w:p>
-            <w:pPr>
-              <w:jc w:val="left"/>
-            </w:pPr>
-            <w:r/>
-            <w:r>
-              <w:rPr>
-                <w:rFonts w:ascii="宋体" w:hAnsi="宋体" w:eastAsia="宋体"/>
-                <w:b w:val="0"/>
-                <w:sz w:val="22"/>
-              </w:rPr>
-            </w:r>
-          </w:p>
-          <w:p>
-            <w:pPr>
-              <w:jc w:val="left"/>
-            </w:pPr>
-            <w:r/>
-            <w:r>
-              <w:rPr>
-                <w:rFonts w:ascii="宋体" w:hAnsi="宋体" w:eastAsia="宋体"/>
-                <w:b w:val="0"/>
-                <w:sz w:val="22"/>
-              </w:rPr>
-            </w:r>
-          </w:p>
-          <w:p>
-            <w:pPr>
-              <w:jc w:val="left"/>
-            </w:pPr>
-            <w:r/>
-            <w:r>
-              <w:rPr>
-                <w:rFonts w:ascii="宋体" w:hAnsi="宋体" w:eastAsia="宋体"/>
-                <w:b w:val="0"/>
-                <w:sz w:val="22"/>
-              </w:rPr>
-            </w:r>
-          </w:p>
-        </w:tc>
-      </w:tr>
-      <w:tr>
-        <w:tc>
-          <w:tcPr>
-            <w:tcW w:type="dxa" w:w="1247"/>
-            <w:vAlign w:val="center"/>
-            <w:shd w:fill="F2F2F2"/>
-          </w:tcPr>
-          <w:p>
-            <w:pPr>
-              <w:jc w:val="center"/>
-            </w:pPr>
-            <w:r/>
-            <w:r>
-              <w:rPr>
-                <w:rFonts w:ascii="宋体" w:hAnsi="宋体" w:eastAsia="宋体"/>
-                <w:b w:val="0"/>
-                <w:sz w:val="22"/>
-              </w:rPr>
-              <w:t>学生姓名</w:t>
-            </w:r>
-          </w:p>
-        </w:tc>
-        <w:tc>
-          <w:tcPr>
-            <w:tcW w:type="dxa" w:w="1644"/>
-            <w:vAlign w:val="center"/>
-          </w:tcPr>
-          <w:p>
-            <w:pPr>
-              <w:jc w:val="left"/>
-            </w:pPr>
-            <w:r/>
-            <w:r>
-              <w:rPr>
-                <w:rFonts w:ascii="宋体" w:hAnsi="宋体" w:eastAsia="宋体"/>
-                <w:b w:val="0"/>
-                <w:sz w:val="22"/>
-              </w:rPr>
-            </w:r>
-          </w:p>
-        </w:tc>
-        <w:tc>
-          <w:tcPr>
-            <w:tcW w:type="dxa" w:w="1134"/>
-            <w:vAlign w:val="center"/>
-            <w:shd w:fill="F2F2F2"/>
-          </w:tcPr>
-          <w:p>
-            <w:pPr>
-              <w:jc w:val="center"/>
-            </w:pPr>
-            <w:r/>
-            <w:r>
-              <w:rPr>
-                <w:rFonts w:ascii="宋体" w:hAnsi="宋体" w:eastAsia="宋体"/>
-                <w:b w:val="0"/>
-                <w:sz w:val="22"/>
-              </w:rPr>
-              <w:t>学号</w:t>
-            </w:r>
-          </w:p>
-        </w:tc>
-        <w:tc>
-          <w:tcPr>
-            <w:tcW w:type="dxa" w:w="1644"/>
-            <w:vAlign w:val="center"/>
-          </w:tcPr>
-          <w:p>
-            <w:pPr>
-              <w:jc w:val="left"/>
-            </w:pPr>
-            <w:r/>
-            <w:r>
-              <w:rPr>
-                <w:rFonts w:ascii="宋体" w:hAnsi="宋体" w:eastAsia="宋体"/>
-                <w:b w:val="0"/>
-                <w:sz w:val="22"/>
-              </w:rPr>
-            </w:r>
-          </w:p>
-        </w:tc>
-        <w:tc>
-          <w:tcPr>
-            <w:tcW w:type="dxa" w:w="1134"/>
-            <w:vAlign w:val="center"/>
-            <w:shd w:fill="F2F2F2"/>
-          </w:tcPr>
-          <w:p>
-            <w:pPr>
-              <w:jc w:val="center"/>
-            </w:pPr>
-            <w:r/>
-            <w:r>
-              <w:rPr>
-                <w:rFonts w:ascii="宋体" w:hAnsi="宋体" w:eastAsia="宋体"/>
-                <w:b w:val="0"/>
-                <w:sz w:val="22"/>
-              </w:rPr>
-              <w:t>专业班级</w:t>
-            </w:r>
-          </w:p>
-        </w:tc>
-        <w:tc>
-          <w:tcPr>
-            <w:tcW w:type="dxa" w:w="1644"/>
-            <w:vAlign w:val="center"/>
-          </w:tcPr>
-          <w:p>
-            <w:pPr>
-              <w:jc w:val="left"/>
-            </w:pPr>
-            <w:r/>
-            <w:r>
-              <w:rPr>
-                <w:rFonts w:ascii="宋体" w:hAnsi="宋体" w:eastAsia="宋体"/>
-                <w:b w:val="0"/>
-                <w:sz w:val="22"/>
-              </w:rPr>
-            </w:r>
-          </w:p>
-        </w:tc>
-      </w:tr>
-      <w:tr>
-        <w:tc>
-          <w:tcPr>
-            <w:tcW w:type="dxa" w:w="1247"/>
-            <w:vAlign w:val="center"/>
-            <w:shd w:fill="F2F2F2"/>
-          </w:tcPr>
-          <w:p>
-            <w:pPr>
-              <w:jc w:val="center"/>
-            </w:pPr>
-            <w:r/>
-            <w:r>
-              <w:rPr>
-                <w:rFonts w:ascii="宋体" w:hAnsi="宋体" w:eastAsia="宋体"/>
-                <w:b w:val="0"/>
-                <w:sz w:val="22"/>
-              </w:rPr>
-              <w:t>学院</w:t>
-            </w:r>
-          </w:p>
-        </w:tc>
-        <w:tc>
-          <w:tcPr>
-            <w:tcW w:type="dxa" w:w="1644"/>
-            <w:vAlign w:val="center"/>
-          </w:tcPr>
-          <w:p>
-            <w:pPr>
-              <w:jc w:val="left"/>
-            </w:pPr>
-            <w:r/>
-            <w:r>
-              <w:rPr>
-                <w:rFonts w:ascii="宋体" w:hAnsi="宋体" w:eastAsia="宋体"/>
-                <w:b w:val="0"/>
-                <w:sz w:val="22"/>
-              </w:rPr>
-            </w:r>
-          </w:p>
-        </w:tc>
-        <w:tc>
-          <w:tcPr>
-            <w:tcW w:type="dxa" w:w="1134"/>
-            <w:vAlign w:val="center"/>
-            <w:shd w:fill="F2F2F2"/>
-          </w:tcPr>
-          <w:p>
-            <w:pPr>
-              <w:jc w:val="center"/>
-            </w:pPr>
-            <w:r/>
-            <w:r>
-              <w:rPr>
-                <w:rFonts w:ascii="宋体" w:hAnsi="宋体" w:eastAsia="宋体"/>
-                <w:b w:val="0"/>
-                <w:sz w:val="22"/>
-              </w:rPr>
-              <w:t>指导教师</w:t>
-            </w:r>
-          </w:p>
-        </w:tc>
-        <w:tc>
-          <w:tcPr>
-            <w:tcW w:type="dxa" w:w="1644"/>
-            <w:vAlign w:val="center"/>
-          </w:tcPr>
-          <w:p>
-            <w:pPr>
-              <w:jc w:val="left"/>
-            </w:pPr>
-            <w:r/>
-            <w:r>
-              <w:rPr>
-                <w:rFonts w:ascii="宋体" w:hAnsi="宋体" w:eastAsia="宋体"/>
-                <w:b w:val="0"/>
-                <w:sz w:val="22"/>
-              </w:rPr>
-            </w:r>
-          </w:p>
-        </w:tc>
-        <w:tc>
-          <w:tcPr>
-            <w:tcW w:type="dxa" w:w="1134"/>
-            <w:vAlign w:val="center"/>
-            <w:shd w:fill="F2F2F2"/>
-          </w:tcPr>
-          <w:p>
-            <w:pPr>
-              <w:jc w:val="center"/>
-            </w:pPr>
-            <w:r/>
-            <w:r>
-              <w:rPr>
-                <w:rFonts w:ascii="宋体" w:hAnsi="宋体" w:eastAsia="宋体"/>
-                <w:b w:val="0"/>
-                <w:sz w:val="22"/>
-              </w:rPr>
-              <w:t>职称</w:t>
-            </w:r>
-          </w:p>
-        </w:tc>
-        <w:tc>
-          <w:tcPr>
-            <w:tcW w:type="dxa" w:w="1644"/>
-            <w:vAlign w:val="center"/>
-          </w:tcPr>
-          <w:p>
-            <w:pPr>
-              <w:jc w:val="left"/>
-            </w:pPr>
-            <w:r/>
-            <w:r>
-              <w:rPr>
-                <w:rFonts w:ascii="宋体" w:hAnsi="宋体" w:eastAsia="宋体"/>
-                <w:b w:val="0"/>
-                <w:sz w:val="22"/>
-              </w:rPr>
-            </w:r>
-          </w:p>
-        </w:tc>
-      </w:tr>
-      <w:tr>
-        <w:tc>
-          <w:tcPr>
-            <w:tcW w:type="dxa" w:w="8447"/>
-            <w:gridSpan w:val="6"/>
-            <w:vAlign w:val="center"/>
-            <w:shd w:fill="F2F2F2"/>
-          </w:tcPr>
-          <w:p>
-            <w:pPr>
-              <w:jc w:val="left"/>
-            </w:pPr>
-            <w:r/>
-            <w:r>
-              <w:rPr>
-                <w:rFonts w:ascii="宋体" w:hAnsi="宋体" w:eastAsia="宋体"/>
-                <w:b w:val="0"/>
-                <w:sz w:val="22"/>
-              </w:rPr>
-              <w:t>一、选题依据及研究意义</w:t>
-            </w:r>
-          </w:p>
-          <w:p>
-            <w:pPr>
-              <w:jc w:val="left"/>
-            </w:pPr>
-            <w:r/>
-            <w:r>
-              <w:rPr>
-                <w:rFonts w:ascii="宋体" w:hAnsi="宋体" w:eastAsia="宋体"/>
-                <w:b w:val="0"/>
-                <w:sz w:val="22"/>
-              </w:rPr>
-            </w:r>
-          </w:p>
-          <w:p>
-            <w:pPr>
-              <w:jc w:val="left"/>
-            </w:pPr>
-            <w:r/>
-            <w:r>
-              <w:rPr>
-                <w:rFonts w:ascii="宋体" w:hAnsi="宋体" w:eastAsia="宋体"/>
-                <w:b w:val="0"/>
-                <w:sz w:val="22"/>
-              </w:rPr>
-            </w:r>
-          </w:p>
-          <w:p>
-            <w:pPr>
-              <w:jc w:val="left"/>
-            </w:pPr>
-            <w:r/>
-            <w:r>
-              <w:rPr>
-                <w:rFonts w:ascii="宋体" w:hAnsi="宋体" w:eastAsia="宋体"/>
-                <w:b w:val="0"/>
-                <w:sz w:val="22"/>
-              </w:rPr>
-            </w:r>
-          </w:p>
-          <w:p>
-            <w:pPr>
-              <w:jc w:val="left"/>
-            </w:pPr>
-            <w:r/>
-            <w:r>
-              <w:rPr>
-                <w:rFonts w:ascii="宋体" w:hAnsi="宋体" w:eastAsia="宋体"/>
-                <w:b w:val="0"/>
-                <w:sz w:val="22"/>
-              </w:rPr>
-            </w:r>
-          </w:p>
-          <w:p>
-            <w:pPr>
-              <w:jc w:val="left"/>
-            </w:pPr>
-            <w:r/>
-            <w:r>
-              <w:rPr>
-                <w:rFonts w:ascii="宋体" w:hAnsi="宋体" w:eastAsia="宋体"/>
-                <w:b w:val="0"/>
-                <w:sz w:val="22"/>
-              </w:rPr>
-            </w:r>
-          </w:p>
-        </w:tc>
-      </w:tr>
-      <w:tr>
-        <w:trPr>
-          <w:trHeight w:val="1247" w:hRule="atLeast"/>
-        </w:trPr>
-        <w:tc>
-          <w:tcPr>
-            <w:tcW w:type="dxa" w:w="8447"/>
-            <w:gridSpan w:val="6"/>
-            <w:vAlign w:val="center"/>
-          </w:tcPr>
-          <w:p>
-            <w:pPr>
-              <w:jc w:val="left"/>
-            </w:pPr>
-            <w:r/>
-            <w:r>
-              <w:rPr>
-                <w:rFonts w:ascii="宋体" w:hAnsi="宋体" w:eastAsia="宋体"/>
-                <w:b w:val="0"/>
-                <w:sz w:val="22"/>
-              </w:rPr>
-            </w:r>
-          </w:p>
-          <w:p>
-            <w:pPr>
-              <w:jc w:val="left"/>
-            </w:pPr>
-            <w:r/>
-            <w:r>
-              <w:rPr>
-                <w:rFonts w:ascii="宋体" w:hAnsi="宋体" w:eastAsia="宋体"/>
-                <w:b w:val="0"/>
-                <w:sz w:val="22"/>
-              </w:rPr>
-            </w:r>
-          </w:p>
-          <w:p>
-            <w:pPr>
-              <w:jc w:val="left"/>
-            </w:pPr>
-            <w:r/>
-            <w:r>
-              <w:rPr>
-                <w:rFonts w:ascii="宋体" w:hAnsi="宋体" w:eastAsia="宋体"/>
-                <w:b w:val="0"/>
-                <w:sz w:val="22"/>
-              </w:rPr>
-            </w:r>
-          </w:p>
-          <w:p>
-            <w:pPr>
-              <w:jc w:val="left"/>
-            </w:pPr>
-            <w:r/>
-            <w:r>
-              <w:rPr>
-                <w:rFonts w:ascii="宋体" w:hAnsi="宋体" w:eastAsia="宋体"/>
-                <w:b w:val="0"/>
-                <w:sz w:val="22"/>
-              </w:rPr>
-            </w:r>
-          </w:p>
-          <w:p>
-            <w:pPr>
-              <w:jc w:val="left"/>
-            </w:pPr>
-            <w:r/>
-            <w:r>
-              <w:rPr>
-                <w:rFonts w:ascii="宋体" w:hAnsi="宋体" w:eastAsia="宋体"/>
-                <w:b w:val="0"/>
-                <w:sz w:val="22"/>
-              </w:rPr>
-            </w:r>
-          </w:p>
-          <w:p>
-            <w:pPr>
-              <w:jc w:val="left"/>
-            </w:pPr>
-            <w:r/>
-            <w:r>
-              <w:rPr>
-                <w:rFonts w:ascii="宋体" w:hAnsi="宋体" w:eastAsia="宋体"/>
-                <w:b w:val="0"/>
-                <w:sz w:val="22"/>
-              </w:rPr>
-            </w:r>
-          </w:p>
-        </w:tc>
-      </w:tr>
-      <w:tr>
-        <w:tc>
-          <w:tcPr>
-            <w:tcW w:type="dxa" w:w="8447"/>
-            <w:gridSpan w:val="6"/>
-            <w:vAlign w:val="center"/>
-            <w:shd w:fill="F2F2F2"/>
-          </w:tcPr>
-          <w:p>
-            <w:pPr>
-              <w:jc w:val="left"/>
-            </w:pPr>
-            <w:r/>
-            <w:r>
-              <w:rPr>
-                <w:rFonts w:ascii="宋体" w:hAnsi="宋体" w:eastAsia="宋体"/>
-                <w:b w:val="0"/>
-                <w:sz w:val="22"/>
-              </w:rPr>
-              <w:t>二、国内外研究现状</w:t>
-            </w:r>
-          </w:p>
-          <w:p>
-            <w:pPr>
-              <w:jc w:val="left"/>
-            </w:pPr>
-            <w:r/>
-            <w:r>
-              <w:rPr>
-                <w:rFonts w:ascii="宋体" w:hAnsi="宋体" w:eastAsia="宋体"/>
-                <w:b w:val="0"/>
-                <w:sz w:val="22"/>
-              </w:rPr>
-            </w:r>
-          </w:p>
-          <w:p>
-            <w:pPr>
-              <w:jc w:val="left"/>
-            </w:pPr>
-            <w:r/>
-            <w:r>
-              <w:rPr>
-                <w:rFonts w:ascii="宋体" w:hAnsi="宋体" w:eastAsia="宋体"/>
-                <w:b w:val="0"/>
-                <w:sz w:val="22"/>
-              </w:rPr>
-            </w:r>
-          </w:p>
-          <w:p>
-            <w:pPr>
-              <w:jc w:val="left"/>
-            </w:pPr>
-            <w:r/>
-            <w:r>
-              <w:rPr>
-                <w:rFonts w:ascii="宋体" w:hAnsi="宋体" w:eastAsia="宋体"/>
-                <w:b w:val="0"/>
-                <w:sz w:val="22"/>
-              </w:rPr>
-            </w:r>
-          </w:p>
-          <w:p>
-            <w:pPr>
-              <w:jc w:val="left"/>
-            </w:pPr>
-            <w:r/>
-            <w:r>
-              <w:rPr>
-                <w:rFonts w:ascii="宋体" w:hAnsi="宋体" w:eastAsia="宋体"/>
-                <w:b w:val="0"/>
-                <w:sz w:val="22"/>
-              </w:rPr>
-            </w:r>
-          </w:p>
-          <w:p>
-            <w:pPr>
-              <w:jc w:val="left"/>
-            </w:pPr>
-            <w:r/>
-            <w:r>
-              <w:rPr>
-                <w:rFonts w:ascii="宋体" w:hAnsi="宋体" w:eastAsia="宋体"/>
-                <w:b w:val="0"/>
-                <w:sz w:val="22"/>
-              </w:rPr>
-            </w:r>
-          </w:p>
-        </w:tc>
-      </w:tr>
-      <w:tr>
-        <w:trPr>
-          <w:trHeight w:val="1247" w:hRule="atLeast"/>
-        </w:trPr>
-        <w:tc>
-          <w:tcPr>
-            <w:tcW w:type="dxa" w:w="8447"/>
-            <w:gridSpan w:val="6"/>
-            <w:vAlign w:val="center"/>
-          </w:tcPr>
-          <w:p>
-            <w:pPr>
-              <w:jc w:val="left"/>
-            </w:pPr>
-            <w:r/>
-            <w:r>
-              <w:rPr>
-                <w:rFonts w:ascii="宋体" w:hAnsi="宋体" w:eastAsia="宋体"/>
-                <w:b w:val="0"/>
-                <w:sz w:val="22"/>
-              </w:rPr>
-            </w:r>
-          </w:p>
-          <w:p>
-            <w:pPr>
-              <w:jc w:val="left"/>
-            </w:pPr>
-            <w:r/>
-            <w:r>
-              <w:rPr>
-                <w:rFonts w:ascii="宋体" w:hAnsi="宋体" w:eastAsia="宋体"/>
-                <w:b w:val="0"/>
-                <w:sz w:val="22"/>
-              </w:rPr>
-            </w:r>
-          </w:p>
-          <w:p>
-            <w:pPr>
-              <w:jc w:val="left"/>
-            </w:pPr>
-            <w:r/>
-            <w:r>
-              <w:rPr>
-                <w:rFonts w:ascii="宋体" w:hAnsi="宋体" w:eastAsia="宋体"/>
-                <w:b w:val="0"/>
-                <w:sz w:val="22"/>
-              </w:rPr>
-            </w:r>
-          </w:p>
-          <w:p>
-            <w:pPr>
-              <w:jc w:val="left"/>
-            </w:pPr>
-            <w:r/>
-            <w:r>
-              <w:rPr>
-                <w:rFonts w:ascii="宋体" w:hAnsi="宋体" w:eastAsia="宋体"/>
-                <w:b w:val="0"/>
-                <w:sz w:val="22"/>
-              </w:rPr>
-            </w:r>
-          </w:p>
-          <w:p>
-            <w:pPr>
-              <w:jc w:val="left"/>
-            </w:pPr>
-            <w:r/>
-            <w:r>
-              <w:rPr>
-                <w:rFonts w:ascii="宋体" w:hAnsi="宋体" w:eastAsia="宋体"/>
-                <w:b w:val="0"/>
-                <w:sz w:val="22"/>
-              </w:rPr>
-            </w:r>
-          </w:p>
-          <w:p>
-            <w:pPr>
-              <w:jc w:val="left"/>
-            </w:pPr>
-            <w:r/>
-            <w:r>
-              <w:rPr>
-                <w:rFonts w:ascii="宋体" w:hAnsi="宋体" w:eastAsia="宋体"/>
-                <w:b w:val="0"/>
-                <w:sz w:val="22"/>
-              </w:rPr>
-            </w:r>
-          </w:p>
-        </w:tc>
-      </w:tr>
-      <w:tr>
-        <w:tc>
-          <w:tcPr>
-            <w:tcW w:type="dxa" w:w="8447"/>
-            <w:gridSpan w:val="6"/>
-            <w:vAlign w:val="center"/>
-            <w:shd w:fill="F2F2F2"/>
-          </w:tcPr>
-          <w:p>
-            <w:pPr>
-              <w:jc w:val="left"/>
-            </w:pPr>
-            <w:r/>
-            <w:r>
-              <w:rPr>
-                <w:rFonts w:ascii="宋体" w:hAnsi="宋体" w:eastAsia="宋体"/>
-                <w:b w:val="0"/>
-                <w:sz w:val="22"/>
-              </w:rPr>
-              <w:t>三、研究内容、目标及拟解决的关键问题</w:t>
-            </w:r>
-          </w:p>
-          <w:p>
-            <w:pPr>
-              <w:jc w:val="left"/>
-            </w:pPr>
-            <w:r/>
-            <w:r>
-              <w:rPr>
-                <w:rFonts w:ascii="宋体" w:hAnsi="宋体" w:eastAsia="宋体"/>
-                <w:b w:val="0"/>
-                <w:sz w:val="22"/>
-              </w:rPr>
-            </w:r>
-          </w:p>
-          <w:p>
-            <w:pPr>
-              <w:jc w:val="left"/>
-            </w:pPr>
-            <w:r/>
-            <w:r>
-              <w:rPr>
-                <w:rFonts w:ascii="宋体" w:hAnsi="宋体" w:eastAsia="宋体"/>
-                <w:b w:val="0"/>
-                <w:sz w:val="22"/>
-              </w:rPr>
-            </w:r>
-          </w:p>
-          <w:p>
-            <w:pPr>
-              <w:jc w:val="left"/>
-            </w:pPr>
-            <w:r/>
-            <w:r>
-              <w:rPr>
-                <w:rFonts w:ascii="宋体" w:hAnsi="宋体" w:eastAsia="宋体"/>
-                <w:b w:val="0"/>
-                <w:sz w:val="22"/>
-              </w:rPr>
-            </w:r>
-          </w:p>
-          <w:p>
-            <w:pPr>
-              <w:jc w:val="left"/>
-            </w:pPr>
-            <w:r/>
-            <w:r>
-              <w:rPr>
-                <w:rFonts w:ascii="宋体" w:hAnsi="宋体" w:eastAsia="宋体"/>
-                <w:b w:val="0"/>
-                <w:sz w:val="22"/>
-              </w:rPr>
-            </w:r>
-          </w:p>
-          <w:p>
-            <w:pPr>
-              <w:jc w:val="left"/>
-            </w:pPr>
-            <w:r/>
-            <w:r>
-              <w:rPr>
-                <w:rFonts w:ascii="宋体" w:hAnsi="宋体" w:eastAsia="宋体"/>
-                <w:b w:val="0"/>
-                <w:sz w:val="22"/>
-              </w:rPr>
-            </w:r>
-          </w:p>
-        </w:tc>
-      </w:tr>
-      <w:tr>
-        <w:trPr>
-          <w:trHeight w:val="1247" w:hRule="atLeast"/>
-        </w:trPr>
-        <w:tc>
-          <w:tcPr>
-            <w:tcW w:type="dxa" w:w="8447"/>
-            <w:gridSpan w:val="6"/>
-            <w:vAlign w:val="center"/>
-          </w:tcPr>
-          <w:p>
-            <w:pPr>
-              <w:jc w:val="left"/>
-            </w:pPr>
-            <w:r/>
-            <w:r>
-              <w:rPr>
-                <w:rFonts w:ascii="宋体" w:hAnsi="宋体" w:eastAsia="宋体"/>
-                <w:b w:val="0"/>
-                <w:sz w:val="22"/>
-              </w:rPr>
-            </w:r>
-          </w:p>
-          <w:p>
-            <w:pPr>
-              <w:jc w:val="left"/>
-            </w:pPr>
-            <w:r/>
-            <w:r>
-              <w:rPr>
-                <w:rFonts w:ascii="宋体" w:hAnsi="宋体" w:eastAsia="宋体"/>
-                <w:b w:val="0"/>
-                <w:sz w:val="22"/>
-              </w:rPr>
-            </w:r>
-          </w:p>
-          <w:p>
-            <w:pPr>
-              <w:jc w:val="left"/>
-            </w:pPr>
-            <w:r/>
-            <w:r>
-              <w:rPr>
-                <w:rFonts w:ascii="宋体" w:hAnsi="宋体" w:eastAsia="宋体"/>
-                <w:b w:val="0"/>
-                <w:sz w:val="22"/>
-              </w:rPr>
-            </w:r>
-          </w:p>
-          <w:p>
-            <w:pPr>
-              <w:jc w:val="left"/>
-            </w:pPr>
-            <w:r/>
-            <w:r>
-              <w:rPr>
-                <w:rFonts w:ascii="宋体" w:hAnsi="宋体" w:eastAsia="宋体"/>
-                <w:b w:val="0"/>
-                <w:sz w:val="22"/>
-              </w:rPr>
-            </w:r>
-          </w:p>
-          <w:p>
-            <w:pPr>
-              <w:jc w:val="left"/>
-            </w:pPr>
-            <w:r/>
-            <w:r>
-              <w:rPr>
-                <w:rFonts w:ascii="宋体" w:hAnsi="宋体" w:eastAsia="宋体"/>
-                <w:b w:val="0"/>
-                <w:sz w:val="22"/>
-              </w:rPr>
-            </w:r>
-          </w:p>
-          <w:p>
-            <w:pPr>
-              <w:jc w:val="left"/>
-            </w:pPr>
-            <w:r/>
-            <w:r>
-              <w:rPr>
-                <w:rFonts w:ascii="宋体" w:hAnsi="宋体" w:eastAsia="宋体"/>
-                <w:b w:val="0"/>
-                <w:sz w:val="22"/>
-              </w:rPr>
-            </w:r>
-          </w:p>
-        </w:tc>
-      </w:tr>
-      <w:tr>
-        <w:tc>
-          <w:tcPr>
-            <w:tcW w:type="dxa" w:w="8447"/>
-            <w:gridSpan w:val="6"/>
-            <w:vAlign w:val="center"/>
-            <w:shd w:fill="F2F2F2"/>
-          </w:tcPr>
-          <w:p>
-            <w:pPr>
-              <w:jc w:val="left"/>
-            </w:pPr>
-            <w:r/>
-            <w:r>
-              <w:rPr>
-                <w:rFonts w:ascii="宋体" w:hAnsi="宋体" w:eastAsia="宋体"/>
-                <w:b w:val="0"/>
-                <w:sz w:val="22"/>
-              </w:rPr>
-              <w:t>四、研究方法、技术路线及可行性分析</w:t>
-            </w:r>
-          </w:p>
-          <w:p>
-            <w:pPr>
-              <w:jc w:val="left"/>
-            </w:pPr>
-            <w:r/>
-            <w:r>
-              <w:rPr>
-                <w:rFonts w:ascii="宋体" w:hAnsi="宋体" w:eastAsia="宋体"/>
-                <w:b w:val="0"/>
-                <w:sz w:val="22"/>
-              </w:rPr>
-            </w:r>
-          </w:p>
-          <w:p>
-            <w:pPr>
-              <w:jc w:val="left"/>
-            </w:pPr>
-            <w:r/>
-            <w:r>
-              <w:rPr>
-                <w:rFonts w:ascii="宋体" w:hAnsi="宋体" w:eastAsia="宋体"/>
-                <w:b w:val="0"/>
-                <w:sz w:val="22"/>
-              </w:rPr>
-            </w:r>
-          </w:p>
-          <w:p>
-            <w:pPr>
-              <w:jc w:val="left"/>
-            </w:pPr>
-            <w:r/>
-            <w:r>
-              <w:rPr>
-                <w:rFonts w:ascii="宋体" w:hAnsi="宋体" w:eastAsia="宋体"/>
-                <w:b w:val="0"/>
-                <w:sz w:val="22"/>
-              </w:rPr>
-            </w:r>
-          </w:p>
-          <w:p>
-            <w:pPr>
-              <w:jc w:val="left"/>
-            </w:pPr>
-            <w:r/>
-            <w:r>
-              <w:rPr>
-                <w:rFonts w:ascii="宋体" w:hAnsi="宋体" w:eastAsia="宋体"/>
-                <w:b w:val="0"/>
-                <w:sz w:val="22"/>
-              </w:rPr>
-            </w:r>
-          </w:p>
-          <w:p>
-            <w:pPr>
-              <w:jc w:val="left"/>
-            </w:pPr>
-            <w:r/>
-            <w:r>
-              <w:rPr>
-                <w:rFonts w:ascii="宋体" w:hAnsi="宋体" w:eastAsia="宋体"/>
-                <w:b w:val="0"/>
-                <w:sz w:val="22"/>
-              </w:rPr>
-            </w:r>
-          </w:p>
-        </w:tc>
-      </w:tr>
-      <w:tr>
-        <w:trPr>
-          <w:trHeight w:val="1247" w:hRule="atLeast"/>
-        </w:trPr>
-        <w:tc>
-          <w:tcPr>
-            <w:tcW w:type="dxa" w:w="8447"/>
-            <w:gridSpan w:val="6"/>
-            <w:vAlign w:val="center"/>
-          </w:tcPr>
-          <w:p>
-            <w:pPr>
-              <w:jc w:val="left"/>
-            </w:pPr>
-            <w:r/>
-            <w:r>
-              <w:rPr>
-                <w:rFonts w:ascii="宋体" w:hAnsi="宋体" w:eastAsia="宋体"/>
-                <w:b w:val="0"/>
-                <w:sz w:val="22"/>
-              </w:rPr>
-            </w:r>
-          </w:p>
-          <w:p>
-            <w:pPr>
-              <w:jc w:val="left"/>
-            </w:pPr>
-            <w:r/>
-            <w:r>
-              <w:rPr>
-                <w:rFonts w:ascii="宋体" w:hAnsi="宋体" w:eastAsia="宋体"/>
-                <w:b w:val="0"/>
-                <w:sz w:val="22"/>
-              </w:rPr>
-            </w:r>
-          </w:p>
-          <w:p>
-            <w:pPr>
-              <w:jc w:val="left"/>
-            </w:pPr>
-            <w:r/>
-            <w:r>
-              <w:rPr>
-                <w:rFonts w:ascii="宋体" w:hAnsi="宋体" w:eastAsia="宋体"/>
-                <w:b w:val="0"/>
-                <w:sz w:val="22"/>
-              </w:rPr>
-            </w:r>
-          </w:p>
-          <w:p>
-            <w:pPr>
-              <w:jc w:val="left"/>
-            </w:pPr>
-            <w:r/>
-            <w:r>
-              <w:rPr>
-                <w:rFonts w:ascii="宋体" w:hAnsi="宋体" w:eastAsia="宋体"/>
-                <w:b w:val="0"/>
-                <w:sz w:val="22"/>
-              </w:rPr>
-            </w:r>
-          </w:p>
-          <w:p>
-            <w:pPr>
-              <w:jc w:val="left"/>
-            </w:pPr>
-            <w:r/>
-            <w:r>
-              <w:rPr>
-                <w:rFonts w:ascii="宋体" w:hAnsi="宋体" w:eastAsia="宋体"/>
-                <w:b w:val="0"/>
-                <w:sz w:val="22"/>
-              </w:rPr>
-            </w:r>
-          </w:p>
-          <w:p>
-            <w:pPr>
-              <w:jc w:val="left"/>
-            </w:pPr>
-            <w:r/>
-            <w:r>
-              <w:rPr>
-                <w:rFonts w:ascii="宋体" w:hAnsi="宋体" w:eastAsia="宋体"/>
-                <w:b w:val="0"/>
-                <w:sz w:val="22"/>
-              </w:rPr>
-            </w:r>
-          </w:p>
-        </w:tc>
-      </w:tr>
-      <w:tr>
-        <w:tc>
-          <w:tcPr>
-            <w:tcW w:type="dxa" w:w="8447"/>
-            <w:gridSpan w:val="6"/>
-            <w:vAlign w:val="center"/>
-            <w:shd w:fill="F2F2F2"/>
-          </w:tcPr>
-          <w:p>
-            <w:pPr>
-              <w:jc w:val="left"/>
-            </w:pPr>
-            <w:r/>
-            <w:r>
-              <w:rPr>
-                <w:rFonts w:ascii="宋体" w:hAnsi="宋体" w:eastAsia="宋体"/>
-                <w:b w:val="0"/>
-                <w:sz w:val="22"/>
-              </w:rPr>
-              <w:t>五、进度安排及预期成果</w:t>
-            </w:r>
-          </w:p>
-          <w:p>
-            <w:pPr>
-              <w:jc w:val="left"/>
-            </w:pPr>
-            <w:r/>
-            <w:r>
-              <w:rPr>
-                <w:rFonts w:ascii="宋体" w:hAnsi="宋体" w:eastAsia="宋体"/>
-                <w:b w:val="0"/>
-                <w:sz w:val="22"/>
-              </w:rPr>
-            </w:r>
-          </w:p>
-          <w:p>
-            <w:pPr>
-              <w:jc w:val="left"/>
-            </w:pPr>
-            <w:r/>
-            <w:r>
-              <w:rPr>
-                <w:rFonts w:ascii="宋体" w:hAnsi="宋体" w:eastAsia="宋体"/>
-                <w:b w:val="0"/>
-                <w:sz w:val="22"/>
-              </w:rPr>
-            </w:r>
-          </w:p>
-          <w:p>
-            <w:pPr>
-              <w:jc w:val="left"/>
-            </w:pPr>
-            <w:r/>
-            <w:r>
-              <w:rPr>
-                <w:rFonts w:ascii="宋体" w:hAnsi="宋体" w:eastAsia="宋体"/>
-                <w:b w:val="0"/>
-                <w:sz w:val="22"/>
-              </w:rPr>
-            </w:r>
-          </w:p>
-          <w:p>
-            <w:pPr>
-              <w:jc w:val="left"/>
-            </w:pPr>
-            <w:r/>
-            <w:r>
-              <w:rPr>
-                <w:rFonts w:ascii="宋体" w:hAnsi="宋体" w:eastAsia="宋体"/>
-                <w:b w:val="0"/>
-                <w:sz w:val="22"/>
-              </w:rPr>
-            </w:r>
-          </w:p>
-          <w:p>
-            <w:pPr>
-              <w:jc w:val="left"/>
-            </w:pPr>
-            <w:r/>
-            <w:r>
-              <w:rPr>
-                <w:rFonts w:ascii="宋体" w:hAnsi="宋体" w:eastAsia="宋体"/>
-                <w:b w:val="0"/>
-                <w:sz w:val="22"/>
-              </w:rPr>
-            </w:r>
-          </w:p>
-        </w:tc>
-      </w:tr>
-      <w:tr>
-        <w:trPr>
-          <w:trHeight w:val="1247" w:hRule="atLeast"/>
-        </w:trPr>
-        <w:tc>
-          <w:tcPr>
-            <w:tcW w:type="dxa" w:w="8447"/>
-            <w:gridSpan w:val="6"/>
-            <w:vAlign w:val="center"/>
-          </w:tcPr>
-          <w:p>
-            <w:pPr>
-              <w:jc w:val="left"/>
-            </w:pPr>
-            <w:r/>
-            <w:r>
-              <w:rPr>
-                <w:rFonts w:ascii="宋体" w:hAnsi="宋体" w:eastAsia="宋体"/>
-                <w:b w:val="0"/>
-                <w:sz w:val="22"/>
-              </w:rPr>
-            </w:r>
-          </w:p>
-          <w:p>
-            <w:pPr>
-              <w:jc w:val="left"/>
-            </w:pPr>
-            <w:r/>
-            <w:r>
-              <w:rPr>
-                <w:rFonts w:ascii="宋体" w:hAnsi="宋体" w:eastAsia="宋体"/>
-                <w:b w:val="0"/>
-                <w:sz w:val="22"/>
-              </w:rPr>
-            </w:r>
-          </w:p>
-          <w:p>
-            <w:pPr>
-              <w:jc w:val="left"/>
-            </w:pPr>
-            <w:r/>
-            <w:r>
-              <w:rPr>
-                <w:rFonts w:ascii="宋体" w:hAnsi="宋体" w:eastAsia="宋体"/>
-                <w:b w:val="0"/>
-                <w:sz w:val="22"/>
-              </w:rPr>
-            </w:r>
-          </w:p>
-          <w:p>
-            <w:pPr>
-              <w:jc w:val="left"/>
-            </w:pPr>
-            <w:r/>
-            <w:r>
-              <w:rPr>
-                <w:rFonts w:ascii="宋体" w:hAnsi="宋体" w:eastAsia="宋体"/>
-                <w:b w:val="0"/>
-                <w:sz w:val="22"/>
-              </w:rPr>
-            </w:r>
-          </w:p>
-          <w:p>
-            <w:pPr>
-              <w:jc w:val="left"/>
-            </w:pPr>
-            <w:r/>
-            <w:r>
-              <w:rPr>
-                <w:rFonts w:ascii="宋体" w:hAnsi="宋体" w:eastAsia="宋体"/>
-                <w:b w:val="0"/>
-                <w:sz w:val="22"/>
-              </w:rPr>
-            </w:r>
-          </w:p>
-          <w:p>
-            <w:pPr>
-              <w:jc w:val="left"/>
-            </w:pPr>
-            <w:r/>
-            <w:r>
-              <w:rPr>
-                <w:rFonts w:ascii="宋体" w:hAnsi="宋体" w:eastAsia="宋体"/>
-                <w:b w:val="0"/>
-                <w:sz w:val="22"/>
-              </w:rPr>
-            </w:r>
-          </w:p>
-        </w:tc>
-      </w:tr>
-      <w:tr>
-        <w:trPr>
-          <w:trHeight w:val="1360" w:hRule="atLeast"/>
-        </w:trPr>
-        <w:tc>
-          <w:tcPr>
-            <w:tcW w:type="dxa" w:w="8447"/>
-            <w:gridSpan w:val="6"/>
-            <w:vAlign w:val="center"/>
-            <w:shd w:fill="F2F2F2"/>
-          </w:tcPr>
-          <w:p>
-            <w:pPr>
-              <w:jc w:val="left"/>
-            </w:pPr>
-            <w:r/>
-            <w:r>
-              <w:rPr>
-                <w:rFonts w:ascii="宋体" w:hAnsi="宋体" w:eastAsia="宋体"/>
-                <w:b w:val="0"/>
-                <w:sz w:val="22"/>
-              </w:rPr>
-              <w:t>六、主要参考文献</w:t>
-            </w:r>
-          </w:p>
-          <w:p>
-            <w:pPr>
-              <w:jc w:val="left"/>
-            </w:pPr>
-            <w:r/>
-            <w:r>
-              <w:rPr>
-                <w:rFonts w:ascii="宋体" w:hAnsi="宋体" w:eastAsia="宋体"/>
-                <w:b w:val="0"/>
-                <w:sz w:val="22"/>
-              </w:rPr>
-            </w:r>
-          </w:p>
-          <w:p>
-            <w:pPr>
-              <w:jc w:val="left"/>
-            </w:pPr>
-            <w:r/>
-            <w:r>
-              <w:rPr>
-                <w:rFonts w:ascii="宋体" w:hAnsi="宋体" w:eastAsia="宋体"/>
-                <w:b w:val="0"/>
-                <w:sz w:val="22"/>
-              </w:rPr>
-            </w:r>
-          </w:p>
-          <w:p>
-            <w:pPr>
-              <w:jc w:val="left"/>
-            </w:pPr>
-            <w:r/>
-            <w:r>
-              <w:rPr>
-                <w:rFonts w:ascii="宋体" w:hAnsi="宋体" w:eastAsia="宋体"/>
-                <w:b w:val="0"/>
-                <w:sz w:val="22"/>
-              </w:rPr>
-            </w:r>
-          </w:p>
-          <w:p>
-            <w:pPr>
-              <w:jc w:val="left"/>
-            </w:pPr>
-            <w:r/>
-            <w:r>
-              <w:rPr>
-                <w:rFonts w:ascii="宋体" w:hAnsi="宋体" w:eastAsia="宋体"/>
-                <w:b w:val="0"/>
-                <w:sz w:val="22"/>
-              </w:rPr>
-            </w:r>
-          </w:p>
-          <w:p>
-            <w:pPr>
-              <w:jc w:val="left"/>
-            </w:pPr>
-            <w:r/>
-            <w:r>
-              <w:rPr>
-                <w:rFonts w:ascii="宋体" w:hAnsi="宋体" w:eastAsia="宋体"/>
-                <w:b w:val="0"/>
-                <w:sz w:val="22"/>
-              </w:rPr>
-            </w:r>
-          </w:p>
-        </w:tc>
-      </w:tr>
-    </w:tbl>
-    <w:p/>
-    <w:tbl>
-      <w:tblPr>
-        <w:tblStyle w:val="TableGrid"/>
-        <w:tblW w:type="auto" w:w="0"/>
-        <w:jc w:val="center"/>
-        <w:tblLook w:firstColumn="1" w:firstRow="1" w:lastColumn="0" w:lastRow="0" w:noHBand="0" w:noVBand="1" w:val="04A0"/>
-      </w:tblPr>
-      <w:tblGrid>
-        <w:gridCol w:w="4592"/>
-        <w:gridCol w:w="4592"/>
-      </w:tblGrid>
-      <w:tr>
-        <w:trPr>
-          <w:trHeight w:val="1247" w:hRule="atLeast"/>
-        </w:trPr>
-        <w:tc>
-          <w:tcPr>
-            <w:tcW w:type="dxa" w:w="1814"/>
-            <w:vAlign w:val="center"/>
-            <w:shd w:fill="F2F2F2"/>
-          </w:tcPr>
-          <w:p>
-            <w:pPr>
-              <w:jc w:val="center"/>
-            </w:pPr>
-            <w:r/>
-            <w:r>
-              <w:rPr>
-                <w:rFonts w:ascii="宋体" w:hAnsi="宋体" w:eastAsia="宋体"/>
-                <w:b w:val="0"/>
-                <w:sz w:val="22"/>
-              </w:rPr>
-              <w:t>指导教师意见</w:t>
-            </w:r>
-          </w:p>
-        </w:tc>
-        <w:tc>
-          <w:tcPr>
-            <w:tcW w:type="dxa" w:w="7257"/>
-            <w:vAlign w:val="center"/>
-          </w:tcPr>
-          <w:p>
-            <w:pPr>
-              <w:jc w:val="left"/>
-            </w:pPr>
-            <w:r/>
-            <w:r>
-              <w:rPr>
-                <w:rFonts w:ascii="宋体" w:hAnsi="宋体" w:eastAsia="宋体"/>
-                <w:b w:val="0"/>
-                <w:sz w:val="22"/>
-              </w:rPr>
-            </w:r>
-          </w:p>
-        </w:tc>
-      </w:tr>
-      <w:tr>
-        <w:trPr>
-          <w:trHeight w:val="1134" w:hRule="atLeast"/>
-        </w:trPr>
-        <w:tc>
-          <w:tcPr>
-            <w:tcW w:type="dxa" w:w="1814"/>
-            <w:vAlign w:val="center"/>
-            <w:shd w:fill="F2F2F2"/>
-          </w:tcPr>
-          <w:p>
-            <w:pPr>
-              <w:jc w:val="center"/>
-            </w:pPr>
-            <w:r/>
-            <w:r>
-              <w:rPr>
-                <w:rFonts w:ascii="宋体" w:hAnsi="宋体" w:eastAsia="宋体"/>
-                <w:b w:val="0"/>
-                <w:sz w:val="22"/>
-              </w:rPr>
-              <w:t>学院审核意见</w:t>
-            </w:r>
-          </w:p>
-        </w:tc>
-        <w:tc>
-          <w:tcPr>
-            <w:tcW w:type="dxa" w:w="7257"/>
-            <w:vAlign w:val="center"/>
-          </w:tcPr>
-          <w:p>
-            <w:pPr>
-              <w:jc w:val="left"/>
-            </w:pPr>
-            <w:r/>
-            <w:r>
-              <w:rPr>
-                <w:rFonts w:ascii="宋体" w:hAnsi="宋体" w:eastAsia="宋体"/>
-                <w:b w:val="0"/>
-                <w:sz w:val="22"/>
-              </w:rPr>
-            </w:r>
-          </w:p>
-        </w:tc>
-      </w:tr>
-    </w:tbl>
+    <w:p>
+      <w:r>
+        <w:br w:type="page"/>
+      </w:r>
+    </w:p>
     <w:p>
       <w:pPr>
-        <w:jc w:val="right"/>
+        <w:spacing w:before="0" w:after="0" w:line="240" w:lineRule="auto"/>
+        <w:jc w:val="center"/>
       </w:pPr>
       <w:r>
-        <w:rPr>
-          <w:rFonts w:ascii="宋体" w:hAnsi="宋体" w:eastAsia="宋体"/>
-          <w:sz w:val="22"/>
-        </w:rPr>
-        <w:t>签名：______________</w:t>
-      </w:r>
-      <w:r>
-        <w:t xml:space="preserve">    </w:t>
-      </w:r>
-      <w:r>
-        <w:rPr>
-          <w:rFonts w:ascii="宋体" w:hAnsi="宋体" w:eastAsia="宋体"/>
-          <w:sz w:val="22"/>
-        </w:rPr>
-        <w:t>日期：______________</w:t>
+        <w:drawing>
+          <wp:inline xmlns:a="http://schemas.openxmlformats.org/drawingml/2006/main" xmlns:pic="http://schemas.openxmlformats.org/drawingml/2006/picture">
+            <wp:extent cx="7560000" cy="5739429"/>
+            <wp:docPr id="2" name="Picture 2"/>
+            <wp:cNvGraphicFramePr>
+              <a:graphicFrameLocks noChangeAspect="1"/>
+            </wp:cNvGraphicFramePr>
+            <a:graphic>
+              <a:graphicData uri="http://schemas.openxmlformats.org/drawingml/2006/picture">
+                <pic:pic>
+                  <pic:nvPicPr>
+                    <pic:cNvPr id="0" name="page_18_xref_92.jpeg"/>
+                    <pic:cNvPicPr/>
+                  </pic:nvPicPr>
+                  <pic:blipFill>
+                    <a:blip r:embed="rId10"/>
+                    <a:stretch>
+                      <a:fillRect/>
+                    </a:stretch>
+                  </pic:blipFill>
+                  <pic:spPr>
+                    <a:xfrm>
+                      <a:off x="0" y="0"/>
+                      <a:ext cx="7560000" cy="5739429"/>
+                    </a:xfrm>
+                    <a:prstGeom prst="rect"/>
+                  </pic:spPr>
+                </pic:pic>
+              </a:graphicData>
+            </a:graphic>
+          </wp:inline>
+        </w:drawing>
       </w:r>
     </w:p>
     <w:sectPr>
       <w:pgSz w:w="11906" w:h="16838"/>
-      <w:pgMar w:top="1247" w:right="1304" w:bottom="1134" w:left="1417" w:header="720" w:footer="720" w:gutter="0"/>
+      <w:pgMar w:top="0" w:right="0" w:bottom="0" w:left="0" w:header="0" w:footer="0" w:gutter="0"/>
       <w:cols w:space="720"/>
       <w:docGrid w:linePitch="360"/>
     </w:sectPr>
@@ -1850,10 +460,6 @@
     <w:name w:val="Normal"/>
     <w:qFormat/>
     <w:rsid w:val="00FC693F"/>
-    <w:rPr>
-      <w:rFonts w:ascii="宋体" w:hAnsi="宋体" w:eastAsia="宋体"/>
-      <w:sz w:val="22"/>
-    </w:rPr>
   </w:style>
   <w:style w:type="paragraph" w:styleId="Header">
     <w:name w:val="header"/>

--- a/本科毕业论文开题报告.docx
+++ b/本科毕业论文开题报告.docx
@@ -10,7 +10,7 @@
       <w:r>
         <w:drawing>
           <wp:inline xmlns:a="http://schemas.openxmlformats.org/drawingml/2006/main" xmlns:pic="http://schemas.openxmlformats.org/drawingml/2006/picture">
-            <wp:extent cx="7560000" cy="9755644"/>
+            <wp:extent cx="7560000" cy="10692000"/>
             <wp:docPr id="1" name="Picture 1"/>
             <wp:cNvGraphicFramePr>
               <a:graphicFrameLocks noChangeAspect="1"/>
@@ -19,7 +19,7 @@
               <a:graphicData uri="http://schemas.openxmlformats.org/drawingml/2006/picture">
                 <pic:pic>
                   <pic:nvPicPr>
-                    <pic:cNvPr id="0" name="page_18_xref_91.jpeg"/>
+                    <pic:cNvPr id="0" name="本科毕业论文开题报告.docx-1.png"/>
                     <pic:cNvPicPr/>
                   </pic:nvPicPr>
                   <pic:blipFill>
@@ -31,7 +31,7 @@
                   <pic:spPr>
                     <a:xfrm>
                       <a:off x="0" y="0"/>
-                      <a:ext cx="7560000" cy="9755644"/>
+                      <a:ext cx="7560000" cy="10692000"/>
                     </a:xfrm>
                     <a:prstGeom prst="rect"/>
                   </pic:spPr>
@@ -43,9 +43,14 @@
       </w:r>
     </w:p>
     <w:p>
-      <w:r>
-        <w:br w:type="page"/>
-      </w:r>
+      <w:pPr>
+        <w:sectPr>
+          <w:pgSz w:w="11906" w:h="16838"/>
+          <w:pgMar w:top="0" w:right="0" w:bottom="0" w:left="0" w:header="0" w:footer="0" w:gutter="0"/>
+          <w:cols w:space="720"/>
+          <w:docGrid w:linePitch="360"/>
+        </w:sectPr>
+      </w:pPr>
     </w:p>
     <w:p>
       <w:pPr>
@@ -55,7 +60,7 @@
       <w:r>
         <w:drawing>
           <wp:inline xmlns:a="http://schemas.openxmlformats.org/drawingml/2006/main" xmlns:pic="http://schemas.openxmlformats.org/drawingml/2006/picture">
-            <wp:extent cx="7560000" cy="5739429"/>
+            <wp:extent cx="10692000" cy="7560000"/>
             <wp:docPr id="2" name="Picture 2"/>
             <wp:cNvGraphicFramePr>
               <a:graphicFrameLocks noChangeAspect="1"/>
@@ -64,7 +69,7 @@
               <a:graphicData uri="http://schemas.openxmlformats.org/drawingml/2006/picture">
                 <pic:pic>
                   <pic:nvPicPr>
-                    <pic:cNvPr id="0" name="page_18_xref_92.jpeg"/>
+                    <pic:cNvPr id="0" name="本科毕业论文开题报告.docx-2.png"/>
                     <pic:cNvPicPr/>
                   </pic:nvPicPr>
                   <pic:blipFill>
@@ -76,7 +81,7 @@
                   <pic:spPr>
                     <a:xfrm>
                       <a:off x="0" y="0"/>
-                      <a:ext cx="7560000" cy="5739429"/>
+                      <a:ext cx="10692000" cy="7560000"/>
                     </a:xfrm>
                     <a:prstGeom prst="rect"/>
                   </pic:spPr>
@@ -88,7 +93,7 @@
       </w:r>
     </w:p>
     <w:sectPr>
-      <w:pgSz w:w="11906" w:h="16838"/>
+      <w:pgSz w:w="16838" w:h="11906" w:orient="landscape"/>
       <w:pgMar w:top="0" w:right="0" w:bottom="0" w:left="0" w:header="0" w:footer="0" w:gutter="0"/>
       <w:cols w:space="720"/>
       <w:docGrid w:linePitch="360"/>

--- a/本科毕业论文开题报告.docx
+++ b/本科毕业论文开题报告.docx
@@ -4,49 +4,891 @@
   <w:body>
     <w:p>
       <w:pPr>
-        <w:spacing w:before="0" w:after="0" w:line="240" w:lineRule="auto"/>
+        <w:spacing w:before="0" w:after="200"/>
         <w:jc w:val="center"/>
       </w:pPr>
       <w:r>
-        <w:drawing>
-          <wp:inline xmlns:a="http://schemas.openxmlformats.org/drawingml/2006/main" xmlns:pic="http://schemas.openxmlformats.org/drawingml/2006/picture">
-            <wp:extent cx="7560000" cy="10692000"/>
-            <wp:docPr id="1" name="Picture 1"/>
-            <wp:cNvGraphicFramePr>
-              <a:graphicFrameLocks noChangeAspect="1"/>
-            </wp:cNvGraphicFramePr>
-            <a:graphic>
-              <a:graphicData uri="http://schemas.openxmlformats.org/drawingml/2006/picture">
-                <pic:pic>
-                  <pic:nvPicPr>
-                    <pic:cNvPr id="0" name="本科毕业论文开题报告.docx-1.png"/>
-                    <pic:cNvPicPr/>
-                  </pic:nvPicPr>
-                  <pic:blipFill>
-                    <a:blip r:embed="rId9"/>
-                    <a:stretch>
-                      <a:fillRect/>
-                    </a:stretch>
-                  </pic:blipFill>
-                  <pic:spPr>
-                    <a:xfrm>
-                      <a:off x="0" y="0"/>
-                      <a:ext cx="7560000" cy="10692000"/>
-                    </a:xfrm>
-                    <a:prstGeom prst="rect"/>
-                  </pic:spPr>
-                </pic:pic>
-              </a:graphicData>
-            </a:graphic>
-          </wp:inline>
-        </w:drawing>
+        <w:rPr>
+          <w:rFonts w:ascii="黑体" w:hAnsi="黑体" w:eastAsia="黑体"/>
+          <w:b/>
+          <w:sz w:val="44"/>
+        </w:rPr>
+        <w:t>开题报告</w:t>
       </w:r>
     </w:p>
+    <w:tbl>
+      <w:tblPr>
+        <w:tblW w:type="auto" w:w="0"/>
+        <w:jc w:val="center"/>
+        <w:tblLayout w:type="fixed"/>
+        <w:tblLook w:firstColumn="1" w:firstRow="1" w:lastColumn="0" w:lastRow="0" w:noHBand="0" w:noVBand="1" w:val="04A0"/>
+        <w:tblBorders>
+          <w:top w:val="single" w:sz="12" w:space="0" w:color="000000"/>
+          <w:left w:val="single" w:sz="12" w:space="0" w:color="000000"/>
+          <w:bottom w:val="single" w:sz="12" w:space="0" w:color="000000"/>
+          <w:right w:val="single" w:sz="12" w:space="0" w:color="000000"/>
+          <w:insideH w:val="single" w:sz="12" w:space="0" w:color="000000"/>
+          <w:insideV w:val="single" w:sz="12" w:space="0" w:color="000000"/>
+        </w:tblBorders>
+      </w:tblPr>
+      <w:tblGrid>
+        <w:gridCol w:w="1644"/>
+        <w:gridCol w:w="1644"/>
+        <w:gridCol w:w="1644"/>
+        <w:gridCol w:w="1644"/>
+        <w:gridCol w:w="1644"/>
+        <w:gridCol w:w="1644"/>
+      </w:tblGrid>
+      <w:tr>
+        <w:trPr>
+          <w:trHeight w:val="510" w:hRule="atLeast"/>
+        </w:trPr>
+        <w:tc>
+          <w:tcPr>
+            <w:tcW w:type="dxa" w:w="1020"/>
+            <w:vAlign w:val="center"/>
+          </w:tcPr>
+          <w:p>
+            <w:pPr>
+              <w:spacing w:before="0" w:after="0" w:line="300" w:lineRule="auto"/>
+              <w:jc w:val="center"/>
+            </w:pPr>
+            <w:r/>
+            <w:r>
+              <w:rPr>
+                <w:rFonts w:ascii="宋体" w:hAnsi="宋体" w:eastAsia="宋体"/>
+                <w:b/>
+                <w:sz w:val="24"/>
+              </w:rPr>
+              <w:t>题目</w:t>
+            </w:r>
+          </w:p>
+        </w:tc>
+        <w:tc>
+          <w:tcPr>
+            <w:tcW w:type="dxa" w:w="8730"/>
+            <w:gridSpan w:val="5"/>
+            <w:vAlign w:val="top"/>
+          </w:tcPr>
+          <w:p>
+            <w:pPr>
+              <w:spacing w:before="0" w:after="0" w:line="300" w:lineRule="auto"/>
+              <w:jc w:val="left"/>
+            </w:pPr>
+            <w:r/>
+            <w:r>
+              <w:rPr>
+                <w:rFonts w:ascii="宋体" w:hAnsi="宋体" w:eastAsia="宋体"/>
+                <w:b w:val="0"/>
+                <w:sz w:val="20"/>
+              </w:rPr>
+              <w:t>请填写论文题目</w:t>
+            </w:r>
+          </w:p>
+        </w:tc>
+      </w:tr>
+      <w:tr>
+        <w:trPr>
+          <w:trHeight w:val="510" w:hRule="atLeast"/>
+        </w:trPr>
+        <w:tc>
+          <w:tcPr>
+            <w:tcW w:type="dxa" w:w="1020"/>
+            <w:vAlign w:val="center"/>
+          </w:tcPr>
+          <w:p>
+            <w:pPr>
+              <w:spacing w:before="0" w:after="0" w:line="300" w:lineRule="auto"/>
+              <w:jc w:val="center"/>
+            </w:pPr>
+            <w:r/>
+            <w:r>
+              <w:rPr>
+                <w:rFonts w:ascii="宋体" w:hAnsi="宋体" w:eastAsia="宋体"/>
+                <w:b/>
+                <w:sz w:val="24"/>
+              </w:rPr>
+              <w:t>姓名</w:t>
+            </w:r>
+          </w:p>
+        </w:tc>
+        <w:tc>
+          <w:tcPr>
+            <w:tcW w:type="dxa" w:w="4422"/>
+            <w:gridSpan w:val="2"/>
+            <w:vAlign w:val="top"/>
+          </w:tcPr>
+          <w:p>
+            <w:pPr>
+              <w:spacing w:before="0" w:after="0" w:line="300" w:lineRule="auto"/>
+              <w:jc w:val="left"/>
+            </w:pPr>
+            <w:r/>
+            <w:r>
+              <w:rPr>
+                <w:rFonts w:ascii="宋体" w:hAnsi="宋体" w:eastAsia="宋体"/>
+                <w:b w:val="0"/>
+                <w:sz w:val="20"/>
+              </w:rPr>
+              <w:t>请填写姓名</w:t>
+            </w:r>
+          </w:p>
+        </w:tc>
+        <w:tc>
+          <w:tcPr>
+            <w:tcW w:type="dxa" w:w="1304"/>
+            <w:vAlign w:val="center"/>
+          </w:tcPr>
+          <w:p>
+            <w:pPr>
+              <w:spacing w:before="0" w:after="0" w:line="300" w:lineRule="auto"/>
+              <w:jc w:val="center"/>
+            </w:pPr>
+            <w:r/>
+            <w:r>
+              <w:rPr>
+                <w:rFonts w:ascii="宋体" w:hAnsi="宋体" w:eastAsia="宋体"/>
+                <w:b/>
+                <w:sz w:val="24"/>
+              </w:rPr>
+              <w:t>学号</w:t>
+            </w:r>
+          </w:p>
+        </w:tc>
+        <w:tc>
+          <w:tcPr>
+            <w:tcW w:type="dxa" w:w="3004"/>
+            <w:gridSpan w:val="2"/>
+            <w:vAlign w:val="top"/>
+          </w:tcPr>
+          <w:p>
+            <w:pPr>
+              <w:spacing w:before="0" w:after="0" w:line="300" w:lineRule="auto"/>
+              <w:jc w:val="left"/>
+            </w:pPr>
+            <w:r/>
+            <w:r>
+              <w:rPr>
+                <w:rFonts w:ascii="宋体" w:hAnsi="宋体" w:eastAsia="宋体"/>
+                <w:b w:val="0"/>
+                <w:sz w:val="20"/>
+              </w:rPr>
+              <w:t>请填写学号</w:t>
+            </w:r>
+          </w:p>
+        </w:tc>
+      </w:tr>
+      <w:tr>
+        <w:trPr>
+          <w:trHeight w:val="510" w:hRule="atLeast"/>
+        </w:trPr>
+        <w:tc>
+          <w:tcPr>
+            <w:tcW w:type="dxa" w:w="1020"/>
+            <w:vAlign w:val="center"/>
+          </w:tcPr>
+          <w:p>
+            <w:pPr>
+              <w:spacing w:before="0" w:after="0" w:line="300" w:lineRule="auto"/>
+              <w:jc w:val="center"/>
+            </w:pPr>
+            <w:r/>
+            <w:r>
+              <w:rPr>
+                <w:rFonts w:ascii="宋体" w:hAnsi="宋体" w:eastAsia="宋体"/>
+                <w:b/>
+                <w:sz w:val="24"/>
+              </w:rPr>
+              <w:t>指导</w:t>
+            </w:r>
+            <w:r>
+              <w:br/>
+            </w:r>
+            <w:r>
+              <w:rPr>
+                <w:rFonts w:ascii="宋体" w:hAnsi="宋体" w:eastAsia="宋体"/>
+                <w:b/>
+                <w:sz w:val="24"/>
+              </w:rPr>
+              <w:t>教师</w:t>
+            </w:r>
+          </w:p>
+        </w:tc>
+        <w:tc>
+          <w:tcPr>
+            <w:tcW w:type="dxa" w:w="4422"/>
+            <w:gridSpan w:val="2"/>
+            <w:vAlign w:val="top"/>
+          </w:tcPr>
+          <w:p>
+            <w:pPr>
+              <w:spacing w:before="0" w:after="0" w:line="300" w:lineRule="auto"/>
+              <w:jc w:val="left"/>
+            </w:pPr>
+            <w:r/>
+            <w:r>
+              <w:rPr>
+                <w:rFonts w:ascii="宋体" w:hAnsi="宋体" w:eastAsia="宋体"/>
+                <w:b w:val="0"/>
+                <w:sz w:val="20"/>
+              </w:rPr>
+              <w:t>请填写指导教师</w:t>
+            </w:r>
+          </w:p>
+        </w:tc>
+        <w:tc>
+          <w:tcPr>
+            <w:tcW w:type="dxa" w:w="1304"/>
+            <w:vAlign w:val="center"/>
+          </w:tcPr>
+          <w:p>
+            <w:pPr>
+              <w:spacing w:before="0" w:after="0" w:line="300" w:lineRule="auto"/>
+              <w:jc w:val="center"/>
+            </w:pPr>
+            <w:r/>
+            <w:r>
+              <w:rPr>
+                <w:rFonts w:ascii="宋体" w:hAnsi="宋体" w:eastAsia="宋体"/>
+                <w:b/>
+                <w:sz w:val="24"/>
+              </w:rPr>
+              <w:t>职称</w:t>
+            </w:r>
+          </w:p>
+        </w:tc>
+        <w:tc>
+          <w:tcPr>
+            <w:tcW w:type="dxa" w:w="3004"/>
+            <w:gridSpan w:val="2"/>
+            <w:vAlign w:val="top"/>
+          </w:tcPr>
+          <w:p>
+            <w:pPr>
+              <w:spacing w:before="0" w:after="0" w:line="300" w:lineRule="auto"/>
+              <w:jc w:val="left"/>
+            </w:pPr>
+            <w:r/>
+            <w:r>
+              <w:rPr>
+                <w:rFonts w:ascii="宋体" w:hAnsi="宋体" w:eastAsia="宋体"/>
+                <w:b w:val="0"/>
+                <w:sz w:val="20"/>
+              </w:rPr>
+              <w:t>请填写职称</w:t>
+            </w:r>
+          </w:p>
+        </w:tc>
+      </w:tr>
+      <w:tr>
+        <w:trPr>
+          <w:trHeight w:val="2948" w:hRule="atLeast"/>
+        </w:trPr>
+        <w:tc>
+          <w:tcPr>
+            <w:tcW w:type="dxa" w:w="1020"/>
+            <w:vAlign w:val="center"/>
+          </w:tcPr>
+          <w:p>
+            <w:pPr>
+              <w:spacing w:before="0" w:after="0" w:line="300" w:lineRule="auto"/>
+              <w:jc w:val="center"/>
+            </w:pPr>
+            <w:r/>
+            <w:r>
+              <w:rPr>
+                <w:rFonts w:ascii="宋体" w:hAnsi="宋体" w:eastAsia="宋体"/>
+                <w:b/>
+                <w:sz w:val="24"/>
+              </w:rPr>
+              <w:t>选</w:t>
+            </w:r>
+            <w:r>
+              <w:br/>
+            </w:r>
+            <w:r>
+              <w:rPr>
+                <w:rFonts w:ascii="宋体" w:hAnsi="宋体" w:eastAsia="宋体"/>
+                <w:b/>
+                <w:sz w:val="24"/>
+              </w:rPr>
+              <w:t>题</w:t>
+            </w:r>
+            <w:r>
+              <w:br/>
+            </w:r>
+            <w:r>
+              <w:rPr>
+                <w:rFonts w:ascii="宋体" w:hAnsi="宋体" w:eastAsia="宋体"/>
+                <w:b/>
+                <w:sz w:val="24"/>
+              </w:rPr>
+              <w:t>依</w:t>
+            </w:r>
+            <w:r>
+              <w:br/>
+            </w:r>
+            <w:r>
+              <w:rPr>
+                <w:rFonts w:ascii="宋体" w:hAnsi="宋体" w:eastAsia="宋体"/>
+                <w:b/>
+                <w:sz w:val="24"/>
+              </w:rPr>
+              <w:t>据</w:t>
+            </w:r>
+          </w:p>
+        </w:tc>
+        <w:tc>
+          <w:tcPr>
+            <w:tcW w:type="dxa" w:w="8730"/>
+            <w:gridSpan w:val="5"/>
+            <w:vAlign w:val="top"/>
+          </w:tcPr>
+          <w:p>
+            <w:pPr>
+              <w:spacing w:before="0" w:after="0" w:line="300" w:lineRule="auto"/>
+              <w:jc w:val="left"/>
+            </w:pPr>
+            <w:r/>
+            <w:r>
+              <w:rPr>
+                <w:rFonts w:ascii="宋体" w:hAnsi="宋体" w:eastAsia="宋体"/>
+                <w:b w:val="0"/>
+                <w:sz w:val="20"/>
+              </w:rPr>
+              <w:t>请填写选题背景、研究意义、国内外研究现状等。</w:t>
+            </w:r>
+            <w:r>
+              <w:br/>
+            </w:r>
+            <w:r>
+              <w:rPr>
+                <w:rFonts w:ascii="宋体" w:hAnsi="宋体" w:eastAsia="宋体"/>
+                <w:b w:val="0"/>
+                <w:sz w:val="20"/>
+              </w:rPr>
+            </w:r>
+            <w:r>
+              <w:br/>
+            </w:r>
+            <w:r>
+              <w:rPr>
+                <w:rFonts w:ascii="宋体" w:hAnsi="宋体" w:eastAsia="宋体"/>
+                <w:b w:val="0"/>
+                <w:sz w:val="20"/>
+              </w:rPr>
+            </w:r>
+            <w:r>
+              <w:br/>
+            </w:r>
+            <w:r>
+              <w:rPr>
+                <w:rFonts w:ascii="宋体" w:hAnsi="宋体" w:eastAsia="宋体"/>
+                <w:b w:val="0"/>
+                <w:sz w:val="20"/>
+              </w:rPr>
+            </w:r>
+            <w:r>
+              <w:br/>
+            </w:r>
+            <w:r>
+              <w:rPr>
+                <w:rFonts w:ascii="宋体" w:hAnsi="宋体" w:eastAsia="宋体"/>
+                <w:b w:val="0"/>
+                <w:sz w:val="20"/>
+              </w:rPr>
+            </w:r>
+            <w:r>
+              <w:br/>
+            </w:r>
+            <w:r>
+              <w:rPr>
+                <w:rFonts w:ascii="宋体" w:hAnsi="宋体" w:eastAsia="宋体"/>
+                <w:b w:val="0"/>
+                <w:sz w:val="20"/>
+              </w:rPr>
+            </w:r>
+          </w:p>
+        </w:tc>
+      </w:tr>
+      <w:tr>
+        <w:trPr>
+          <w:trHeight w:val="2041" w:hRule="atLeast"/>
+        </w:trPr>
+        <w:tc>
+          <w:tcPr>
+            <w:tcW w:type="dxa" w:w="1020"/>
+            <w:vAlign w:val="center"/>
+          </w:tcPr>
+          <w:p>
+            <w:pPr>
+              <w:spacing w:before="0" w:after="0" w:line="300" w:lineRule="auto"/>
+              <w:jc w:val="center"/>
+            </w:pPr>
+            <w:r/>
+            <w:r>
+              <w:rPr>
+                <w:rFonts w:ascii="宋体" w:hAnsi="宋体" w:eastAsia="宋体"/>
+                <w:b/>
+                <w:sz w:val="24"/>
+              </w:rPr>
+              <w:t>研</w:t>
+            </w:r>
+            <w:r>
+              <w:br/>
+            </w:r>
+            <w:r>
+              <w:rPr>
+                <w:rFonts w:ascii="宋体" w:hAnsi="宋体" w:eastAsia="宋体"/>
+                <w:b/>
+                <w:sz w:val="24"/>
+              </w:rPr>
+              <w:t>究</w:t>
+            </w:r>
+            <w:r>
+              <w:br/>
+            </w:r>
+            <w:r>
+              <w:rPr>
+                <w:rFonts w:ascii="宋体" w:hAnsi="宋体" w:eastAsia="宋体"/>
+                <w:b/>
+                <w:sz w:val="24"/>
+              </w:rPr>
+              <w:t>内</w:t>
+            </w:r>
+            <w:r>
+              <w:br/>
+            </w:r>
+            <w:r>
+              <w:rPr>
+                <w:rFonts w:ascii="宋体" w:hAnsi="宋体" w:eastAsia="宋体"/>
+                <w:b/>
+                <w:sz w:val="24"/>
+              </w:rPr>
+              <w:t>容</w:t>
+            </w:r>
+          </w:p>
+        </w:tc>
+        <w:tc>
+          <w:tcPr>
+            <w:tcW w:type="dxa" w:w="8730"/>
+            <w:gridSpan w:val="5"/>
+            <w:vAlign w:val="top"/>
+          </w:tcPr>
+          <w:p>
+            <w:pPr>
+              <w:spacing w:before="0" w:after="0" w:line="300" w:lineRule="auto"/>
+              <w:jc w:val="left"/>
+            </w:pPr>
+            <w:r/>
+            <w:r>
+              <w:rPr>
+                <w:rFonts w:ascii="宋体" w:hAnsi="宋体" w:eastAsia="宋体"/>
+                <w:b w:val="0"/>
+                <w:sz w:val="20"/>
+              </w:rPr>
+              <w:t>请填写研究目标、主要内容、拟解决的问题等。</w:t>
+            </w:r>
+            <w:r>
+              <w:br/>
+            </w:r>
+            <w:r>
+              <w:rPr>
+                <w:rFonts w:ascii="宋体" w:hAnsi="宋体" w:eastAsia="宋体"/>
+                <w:b w:val="0"/>
+                <w:sz w:val="20"/>
+              </w:rPr>
+            </w:r>
+            <w:r>
+              <w:br/>
+            </w:r>
+            <w:r>
+              <w:rPr>
+                <w:rFonts w:ascii="宋体" w:hAnsi="宋体" w:eastAsia="宋体"/>
+                <w:b w:val="0"/>
+                <w:sz w:val="20"/>
+              </w:rPr>
+            </w:r>
+            <w:r>
+              <w:br/>
+            </w:r>
+            <w:r>
+              <w:rPr>
+                <w:rFonts w:ascii="宋体" w:hAnsi="宋体" w:eastAsia="宋体"/>
+                <w:b w:val="0"/>
+                <w:sz w:val="20"/>
+              </w:rPr>
+            </w:r>
+            <w:r>
+              <w:br/>
+            </w:r>
+            <w:r>
+              <w:rPr>
+                <w:rFonts w:ascii="宋体" w:hAnsi="宋体" w:eastAsia="宋体"/>
+                <w:b w:val="0"/>
+                <w:sz w:val="20"/>
+              </w:rPr>
+            </w:r>
+            <w:r>
+              <w:br/>
+            </w:r>
+            <w:r>
+              <w:rPr>
+                <w:rFonts w:ascii="宋体" w:hAnsi="宋体" w:eastAsia="宋体"/>
+                <w:b w:val="0"/>
+                <w:sz w:val="20"/>
+              </w:rPr>
+            </w:r>
+          </w:p>
+        </w:tc>
+      </w:tr>
+      <w:tr>
+        <w:trPr>
+          <w:trHeight w:val="2041" w:hRule="atLeast"/>
+        </w:trPr>
+        <w:tc>
+          <w:tcPr>
+            <w:tcW w:type="dxa" w:w="1020"/>
+            <w:vAlign w:val="center"/>
+          </w:tcPr>
+          <w:p>
+            <w:pPr>
+              <w:spacing w:before="0" w:after="0" w:line="300" w:lineRule="auto"/>
+              <w:jc w:val="center"/>
+            </w:pPr>
+            <w:r/>
+            <w:r>
+              <w:rPr>
+                <w:rFonts w:ascii="宋体" w:hAnsi="宋体" w:eastAsia="宋体"/>
+                <w:b/>
+                <w:sz w:val="24"/>
+              </w:rPr>
+              <w:t>研</w:t>
+            </w:r>
+            <w:r>
+              <w:br/>
+            </w:r>
+            <w:r>
+              <w:rPr>
+                <w:rFonts w:ascii="宋体" w:hAnsi="宋体" w:eastAsia="宋体"/>
+                <w:b/>
+                <w:sz w:val="24"/>
+              </w:rPr>
+              <w:t>究</w:t>
+            </w:r>
+            <w:r>
+              <w:br/>
+            </w:r>
+            <w:r>
+              <w:rPr>
+                <w:rFonts w:ascii="宋体" w:hAnsi="宋体" w:eastAsia="宋体"/>
+                <w:b/>
+                <w:sz w:val="24"/>
+              </w:rPr>
+              <w:t>方</w:t>
+            </w:r>
+            <w:r>
+              <w:br/>
+            </w:r>
+            <w:r>
+              <w:rPr>
+                <w:rFonts w:ascii="宋体" w:hAnsi="宋体" w:eastAsia="宋体"/>
+                <w:b/>
+                <w:sz w:val="24"/>
+              </w:rPr>
+              <w:t>案</w:t>
+            </w:r>
+          </w:p>
+        </w:tc>
+        <w:tc>
+          <w:tcPr>
+            <w:tcW w:type="dxa" w:w="8730"/>
+            <w:gridSpan w:val="5"/>
+            <w:vAlign w:val="top"/>
+          </w:tcPr>
+          <w:p>
+            <w:pPr>
+              <w:spacing w:before="0" w:after="0" w:line="300" w:lineRule="auto"/>
+              <w:jc w:val="left"/>
+            </w:pPr>
+            <w:r/>
+            <w:r>
+              <w:rPr>
+                <w:rFonts w:ascii="宋体" w:hAnsi="宋体" w:eastAsia="宋体"/>
+                <w:b w:val="0"/>
+                <w:sz w:val="20"/>
+              </w:rPr>
+              <w:t>请填写技术路线、研究方法、实验方案、可行性分析等。</w:t>
+            </w:r>
+            <w:r>
+              <w:br/>
+            </w:r>
+            <w:r>
+              <w:rPr>
+                <w:rFonts w:ascii="宋体" w:hAnsi="宋体" w:eastAsia="宋体"/>
+                <w:b w:val="0"/>
+                <w:sz w:val="20"/>
+              </w:rPr>
+            </w:r>
+            <w:r>
+              <w:br/>
+            </w:r>
+            <w:r>
+              <w:rPr>
+                <w:rFonts w:ascii="宋体" w:hAnsi="宋体" w:eastAsia="宋体"/>
+                <w:b w:val="0"/>
+                <w:sz w:val="20"/>
+              </w:rPr>
+            </w:r>
+            <w:r>
+              <w:br/>
+            </w:r>
+            <w:r>
+              <w:rPr>
+                <w:rFonts w:ascii="宋体" w:hAnsi="宋体" w:eastAsia="宋体"/>
+                <w:b w:val="0"/>
+                <w:sz w:val="20"/>
+              </w:rPr>
+            </w:r>
+            <w:r>
+              <w:br/>
+            </w:r>
+            <w:r>
+              <w:rPr>
+                <w:rFonts w:ascii="宋体" w:hAnsi="宋体" w:eastAsia="宋体"/>
+                <w:b w:val="0"/>
+                <w:sz w:val="20"/>
+              </w:rPr>
+            </w:r>
+            <w:r>
+              <w:br/>
+            </w:r>
+            <w:r>
+              <w:rPr>
+                <w:rFonts w:ascii="宋体" w:hAnsi="宋体" w:eastAsia="宋体"/>
+                <w:b w:val="0"/>
+                <w:sz w:val="20"/>
+              </w:rPr>
+            </w:r>
+          </w:p>
+        </w:tc>
+      </w:tr>
+      <w:tr>
+        <w:trPr>
+          <w:trHeight w:val="2154" w:hRule="atLeast"/>
+        </w:trPr>
+        <w:tc>
+          <w:tcPr>
+            <w:tcW w:type="dxa" w:w="1020"/>
+            <w:vAlign w:val="center"/>
+          </w:tcPr>
+          <w:p>
+            <w:pPr>
+              <w:spacing w:before="0" w:after="0" w:line="300" w:lineRule="auto"/>
+              <w:jc w:val="center"/>
+            </w:pPr>
+            <w:r/>
+            <w:r>
+              <w:rPr>
+                <w:rFonts w:ascii="宋体" w:hAnsi="宋体" w:eastAsia="宋体"/>
+                <w:b/>
+                <w:sz w:val="24"/>
+              </w:rPr>
+              <w:t>进</w:t>
+            </w:r>
+            <w:r>
+              <w:br/>
+            </w:r>
+            <w:r>
+              <w:rPr>
+                <w:rFonts w:ascii="宋体" w:hAnsi="宋体" w:eastAsia="宋体"/>
+                <w:b/>
+                <w:sz w:val="24"/>
+              </w:rPr>
+              <w:t>度</w:t>
+            </w:r>
+            <w:r>
+              <w:br/>
+            </w:r>
+            <w:r>
+              <w:rPr>
+                <w:rFonts w:ascii="宋体" w:hAnsi="宋体" w:eastAsia="宋体"/>
+                <w:b/>
+                <w:sz w:val="24"/>
+              </w:rPr>
+              <w:t>安</w:t>
+            </w:r>
+            <w:r>
+              <w:br/>
+            </w:r>
+            <w:r>
+              <w:rPr>
+                <w:rFonts w:ascii="宋体" w:hAnsi="宋体" w:eastAsia="宋体"/>
+                <w:b/>
+                <w:sz w:val="24"/>
+              </w:rPr>
+              <w:t>排</w:t>
+            </w:r>
+          </w:p>
+        </w:tc>
+        <w:tc>
+          <w:tcPr>
+            <w:tcW w:type="dxa" w:w="8730"/>
+            <w:gridSpan w:val="5"/>
+            <w:vAlign w:val="top"/>
+          </w:tcPr>
+          <w:p>
+            <w:pPr>
+              <w:spacing w:before="0" w:after="0" w:line="300" w:lineRule="auto"/>
+              <w:jc w:val="left"/>
+            </w:pPr>
+            <w:r/>
+            <w:r>
+              <w:rPr>
+                <w:rFonts w:ascii="宋体" w:hAnsi="宋体" w:eastAsia="宋体"/>
+                <w:b w:val="0"/>
+                <w:sz w:val="20"/>
+              </w:rPr>
+              <w:t>请填写开题后至论文完成的进度安排。</w:t>
+            </w:r>
+            <w:r>
+              <w:br/>
+            </w:r>
+            <w:r>
+              <w:rPr>
+                <w:rFonts w:ascii="宋体" w:hAnsi="宋体" w:eastAsia="宋体"/>
+                <w:b w:val="0"/>
+                <w:sz w:val="20"/>
+              </w:rPr>
+            </w:r>
+            <w:r>
+              <w:br/>
+            </w:r>
+            <w:r>
+              <w:rPr>
+                <w:rFonts w:ascii="宋体" w:hAnsi="宋体" w:eastAsia="宋体"/>
+                <w:b w:val="0"/>
+                <w:sz w:val="20"/>
+              </w:rPr>
+            </w:r>
+            <w:r>
+              <w:br/>
+            </w:r>
+            <w:r>
+              <w:rPr>
+                <w:rFonts w:ascii="宋体" w:hAnsi="宋体" w:eastAsia="宋体"/>
+                <w:b w:val="0"/>
+                <w:sz w:val="20"/>
+              </w:rPr>
+            </w:r>
+            <w:r>
+              <w:br/>
+            </w:r>
+            <w:r>
+              <w:rPr>
+                <w:rFonts w:ascii="宋体" w:hAnsi="宋体" w:eastAsia="宋体"/>
+                <w:b w:val="0"/>
+                <w:sz w:val="20"/>
+              </w:rPr>
+            </w:r>
+            <w:r>
+              <w:br/>
+            </w:r>
+            <w:r>
+              <w:rPr>
+                <w:rFonts w:ascii="宋体" w:hAnsi="宋体" w:eastAsia="宋体"/>
+                <w:b w:val="0"/>
+                <w:sz w:val="20"/>
+              </w:rPr>
+            </w:r>
+          </w:p>
+        </w:tc>
+      </w:tr>
+      <w:tr>
+        <w:trPr>
+          <w:trHeight w:val="1134" w:hRule="atLeast"/>
+        </w:trPr>
+        <w:tc>
+          <w:tcPr>
+            <w:tcW w:type="dxa" w:w="1020"/>
+            <w:vAlign w:val="center"/>
+          </w:tcPr>
+          <w:p>
+            <w:pPr>
+              <w:spacing w:before="0" w:after="0" w:line="300" w:lineRule="auto"/>
+              <w:jc w:val="center"/>
+            </w:pPr>
+            <w:r/>
+            <w:r>
+              <w:rPr>
+                <w:rFonts w:ascii="宋体" w:hAnsi="宋体" w:eastAsia="宋体"/>
+                <w:b/>
+                <w:sz w:val="24"/>
+              </w:rPr>
+              <w:t>参考</w:t>
+            </w:r>
+            <w:r>
+              <w:br/>
+            </w:r>
+            <w:r>
+              <w:rPr>
+                <w:rFonts w:ascii="宋体" w:hAnsi="宋体" w:eastAsia="宋体"/>
+                <w:b/>
+                <w:sz w:val="24"/>
+              </w:rPr>
+              <w:t>文献</w:t>
+            </w:r>
+          </w:p>
+        </w:tc>
+        <w:tc>
+          <w:tcPr>
+            <w:tcW w:type="dxa" w:w="8730"/>
+            <w:gridSpan w:val="5"/>
+            <w:vAlign w:val="top"/>
+          </w:tcPr>
+          <w:p>
+            <w:pPr>
+              <w:spacing w:before="0" w:after="0" w:line="300" w:lineRule="auto"/>
+              <w:jc w:val="left"/>
+            </w:pPr>
+            <w:r/>
+            <w:r>
+              <w:rPr>
+                <w:rFonts w:ascii="宋体" w:hAnsi="宋体" w:eastAsia="宋体"/>
+                <w:b w:val="0"/>
+                <w:sz w:val="20"/>
+              </w:rPr>
+              <w:t>请填写主要参考文献。</w:t>
+            </w:r>
+            <w:r>
+              <w:br/>
+            </w:r>
+            <w:r>
+              <w:rPr>
+                <w:rFonts w:ascii="宋体" w:hAnsi="宋体" w:eastAsia="宋体"/>
+                <w:b w:val="0"/>
+                <w:sz w:val="20"/>
+              </w:rPr>
+            </w:r>
+            <w:r>
+              <w:br/>
+            </w:r>
+            <w:r>
+              <w:rPr>
+                <w:rFonts w:ascii="宋体" w:hAnsi="宋体" w:eastAsia="宋体"/>
+                <w:b w:val="0"/>
+                <w:sz w:val="20"/>
+              </w:rPr>
+            </w:r>
+          </w:p>
+        </w:tc>
+      </w:tr>
+    </w:tbl>
     <w:p>
       <w:pPr>
         <w:sectPr>
           <w:pgSz w:w="11906" w:h="16838"/>
-          <w:pgMar w:top="0" w:right="0" w:bottom="0" w:left="0" w:header="0" w:footer="0" w:gutter="0"/>
+          <w:pgMar w:top="907" w:right="1020" w:bottom="850" w:left="1020" w:header="454" w:footer="454" w:gutter="0"/>
           <w:cols w:space="720"/>
           <w:docGrid w:linePitch="360"/>
         </w:sectPr>
@@ -54,47 +896,534 @@
     </w:p>
     <w:p>
       <w:pPr>
-        <w:spacing w:before="0" w:after="0" w:line="240" w:lineRule="auto"/>
+        <w:spacing w:before="0" w:after="200"/>
         <w:jc w:val="center"/>
       </w:pPr>
       <w:r>
-        <w:drawing>
-          <wp:inline xmlns:a="http://schemas.openxmlformats.org/drawingml/2006/main" xmlns:pic="http://schemas.openxmlformats.org/drawingml/2006/picture">
-            <wp:extent cx="10692000" cy="7560000"/>
-            <wp:docPr id="2" name="Picture 2"/>
-            <wp:cNvGraphicFramePr>
-              <a:graphicFrameLocks noChangeAspect="1"/>
-            </wp:cNvGraphicFramePr>
-            <a:graphic>
-              <a:graphicData uri="http://schemas.openxmlformats.org/drawingml/2006/picture">
-                <pic:pic>
-                  <pic:nvPicPr>
-                    <pic:cNvPr id="0" name="本科毕业论文开题报告.docx-2.png"/>
-                    <pic:cNvPicPr/>
-                  </pic:nvPicPr>
-                  <pic:blipFill>
-                    <a:blip r:embed="rId10"/>
-                    <a:stretch>
-                      <a:fillRect/>
-                    </a:stretch>
-                  </pic:blipFill>
-                  <pic:spPr>
-                    <a:xfrm>
-                      <a:off x="0" y="0"/>
-                      <a:ext cx="10692000" cy="7560000"/>
-                    </a:xfrm>
-                    <a:prstGeom prst="rect"/>
-                  </pic:spPr>
-                </pic:pic>
-              </a:graphicData>
-            </a:graphic>
-          </wp:inline>
-        </w:drawing>
+        <w:rPr>
+          <w:rFonts w:ascii="黑体" w:hAnsi="黑体" w:eastAsia="黑体"/>
+          <w:b/>
+          <w:sz w:val="36"/>
+        </w:rPr>
+        <w:t>开题报告（续）</w:t>
       </w:r>
     </w:p>
+    <w:tbl>
+      <w:tblPr>
+        <w:tblW w:type="auto" w:w="0"/>
+        <w:jc w:val="center"/>
+        <w:tblLayout w:type="fixed"/>
+        <w:tblLook w:firstColumn="1" w:firstRow="1" w:lastColumn="0" w:lastRow="0" w:noHBand="0" w:noVBand="1" w:val="04A0"/>
+        <w:tblBorders>
+          <w:top w:val="single" w:sz="12" w:space="0" w:color="000000"/>
+          <w:left w:val="single" w:sz="12" w:space="0" w:color="000000"/>
+          <w:bottom w:val="single" w:sz="12" w:space="0" w:color="000000"/>
+          <w:right w:val="single" w:sz="12" w:space="0" w:color="000000"/>
+          <w:insideH w:val="single" w:sz="12" w:space="0" w:color="000000"/>
+          <w:insideV w:val="single" w:sz="12" w:space="0" w:color="000000"/>
+        </w:tblBorders>
+      </w:tblPr>
+      <w:tblGrid>
+        <w:gridCol w:w="2960"/>
+        <w:gridCol w:w="2960"/>
+        <w:gridCol w:w="2960"/>
+        <w:gridCol w:w="2960"/>
+        <w:gridCol w:w="2960"/>
+      </w:tblGrid>
+      <w:tr>
+        <w:trPr>
+          <w:trHeight w:val="1417" w:hRule="atLeast"/>
+        </w:trPr>
+        <w:tc>
+          <w:tcPr>
+            <w:tcW w:type="dxa" w:w="1134"/>
+            <w:vAlign w:val="center"/>
+          </w:tcPr>
+          <w:p>
+            <w:pPr>
+              <w:spacing w:before="0" w:after="0" w:line="300" w:lineRule="auto"/>
+              <w:jc w:val="center"/>
+            </w:pPr>
+            <w:r/>
+            <w:r>
+              <w:rPr>
+                <w:rFonts w:ascii="宋体" w:hAnsi="宋体" w:eastAsia="宋体"/>
+                <w:b/>
+                <w:sz w:val="22"/>
+              </w:rPr>
+              <w:t>开题</w:t>
+            </w:r>
+            <w:r>
+              <w:br/>
+            </w:r>
+            <w:r>
+              <w:rPr>
+                <w:rFonts w:ascii="宋体" w:hAnsi="宋体" w:eastAsia="宋体"/>
+                <w:b/>
+                <w:sz w:val="22"/>
+              </w:rPr>
+              <w:t>小组</w:t>
+            </w:r>
+            <w:r>
+              <w:br/>
+            </w:r>
+            <w:r>
+              <w:rPr>
+                <w:rFonts w:ascii="宋体" w:hAnsi="宋体" w:eastAsia="宋体"/>
+                <w:b/>
+                <w:sz w:val="22"/>
+              </w:rPr>
+              <w:t>意见</w:t>
+            </w:r>
+            <w:r>
+              <w:br/>
+            </w:r>
+            <w:r>
+              <w:rPr>
+                <w:rFonts w:ascii="宋体" w:hAnsi="宋体" w:eastAsia="宋体"/>
+                <w:b/>
+                <w:sz w:val="22"/>
+              </w:rPr>
+              <w:t>1</w:t>
+            </w:r>
+          </w:p>
+        </w:tc>
+        <w:tc>
+          <w:tcPr>
+            <w:tcW w:type="dxa" w:w="12927"/>
+            <w:gridSpan w:val="4"/>
+            <w:vAlign w:val="top"/>
+          </w:tcPr>
+          <w:p>
+            <w:pPr>
+              <w:spacing w:before="0" w:after="0" w:line="300" w:lineRule="auto"/>
+              <w:jc w:val="left"/>
+            </w:pPr>
+            <w:r/>
+            <w:r>
+              <w:rPr>
+                <w:rFonts w:ascii="宋体" w:hAnsi="宋体" w:eastAsia="宋体"/>
+                <w:b w:val="0"/>
+                <w:sz w:val="20"/>
+              </w:rPr>
+              <w:t>请填写开题报告会记录、专家意见或修改意见。</w:t>
+            </w:r>
+            <w:r>
+              <w:br/>
+            </w:r>
+            <w:r>
+              <w:rPr>
+                <w:rFonts w:ascii="宋体" w:hAnsi="宋体" w:eastAsia="宋体"/>
+                <w:b w:val="0"/>
+                <w:sz w:val="20"/>
+              </w:rPr>
+            </w:r>
+            <w:r>
+              <w:br/>
+            </w:r>
+            <w:r>
+              <w:rPr>
+                <w:rFonts w:ascii="宋体" w:hAnsi="宋体" w:eastAsia="宋体"/>
+                <w:b w:val="0"/>
+                <w:sz w:val="20"/>
+              </w:rPr>
+            </w:r>
+          </w:p>
+        </w:tc>
+      </w:tr>
+      <w:tr>
+        <w:trPr>
+          <w:trHeight w:val="1417" w:hRule="atLeast"/>
+        </w:trPr>
+        <w:tc>
+          <w:tcPr>
+            <w:tcW w:type="dxa" w:w="1134"/>
+            <w:vAlign w:val="center"/>
+          </w:tcPr>
+          <w:p>
+            <w:pPr>
+              <w:spacing w:before="0" w:after="0" w:line="300" w:lineRule="auto"/>
+              <w:jc w:val="center"/>
+            </w:pPr>
+            <w:r/>
+            <w:r>
+              <w:rPr>
+                <w:rFonts w:ascii="宋体" w:hAnsi="宋体" w:eastAsia="宋体"/>
+                <w:b/>
+                <w:sz w:val="22"/>
+              </w:rPr>
+              <w:t>意见</w:t>
+            </w:r>
+          </w:p>
+        </w:tc>
+        <w:tc>
+          <w:tcPr>
+            <w:tcW w:type="dxa" w:w="12927"/>
+            <w:gridSpan w:val="4"/>
+            <w:vAlign w:val="top"/>
+          </w:tcPr>
+          <w:p>
+            <w:pPr>
+              <w:spacing w:before="0" w:after="0" w:line="300" w:lineRule="auto"/>
+              <w:jc w:val="left"/>
+            </w:pPr>
+            <w:r/>
+            <w:r>
+              <w:rPr>
+                <w:rFonts w:ascii="宋体" w:hAnsi="宋体" w:eastAsia="宋体"/>
+                <w:b w:val="0"/>
+                <w:sz w:val="20"/>
+              </w:rPr>
+              <w:t>请填写开题报告会记录、专家意见或修改意见。</w:t>
+            </w:r>
+            <w:r>
+              <w:br/>
+            </w:r>
+            <w:r>
+              <w:rPr>
+                <w:rFonts w:ascii="宋体" w:hAnsi="宋体" w:eastAsia="宋体"/>
+                <w:b w:val="0"/>
+                <w:sz w:val="20"/>
+              </w:rPr>
+            </w:r>
+            <w:r>
+              <w:br/>
+            </w:r>
+            <w:r>
+              <w:rPr>
+                <w:rFonts w:ascii="宋体" w:hAnsi="宋体" w:eastAsia="宋体"/>
+                <w:b w:val="0"/>
+                <w:sz w:val="20"/>
+              </w:rPr>
+            </w:r>
+          </w:p>
+        </w:tc>
+      </w:tr>
+      <w:tr>
+        <w:trPr>
+          <w:trHeight w:val="1417" w:hRule="atLeast"/>
+        </w:trPr>
+        <w:tc>
+          <w:tcPr>
+            <w:tcW w:type="dxa" w:w="1134"/>
+            <w:vAlign w:val="center"/>
+          </w:tcPr>
+          <w:p>
+            <w:pPr>
+              <w:spacing w:before="0" w:after="0" w:line="300" w:lineRule="auto"/>
+              <w:jc w:val="center"/>
+            </w:pPr>
+            <w:r/>
+            <w:r>
+              <w:rPr>
+                <w:rFonts w:ascii="宋体" w:hAnsi="宋体" w:eastAsia="宋体"/>
+                <w:b/>
+                <w:sz w:val="22"/>
+              </w:rPr>
+              <w:t>意见</w:t>
+            </w:r>
+          </w:p>
+        </w:tc>
+        <w:tc>
+          <w:tcPr>
+            <w:tcW w:type="dxa" w:w="12927"/>
+            <w:gridSpan w:val="4"/>
+            <w:vAlign w:val="top"/>
+          </w:tcPr>
+          <w:p>
+            <w:pPr>
+              <w:spacing w:before="0" w:after="0" w:line="300" w:lineRule="auto"/>
+              <w:jc w:val="left"/>
+            </w:pPr>
+            <w:r/>
+            <w:r>
+              <w:rPr>
+                <w:rFonts w:ascii="宋体" w:hAnsi="宋体" w:eastAsia="宋体"/>
+                <w:b w:val="0"/>
+                <w:sz w:val="20"/>
+              </w:rPr>
+              <w:t>请填写开题报告会记录、专家意见或修改意见。</w:t>
+            </w:r>
+            <w:r>
+              <w:br/>
+            </w:r>
+            <w:r>
+              <w:rPr>
+                <w:rFonts w:ascii="宋体" w:hAnsi="宋体" w:eastAsia="宋体"/>
+                <w:b w:val="0"/>
+                <w:sz w:val="20"/>
+              </w:rPr>
+            </w:r>
+            <w:r>
+              <w:br/>
+            </w:r>
+            <w:r>
+              <w:rPr>
+                <w:rFonts w:ascii="宋体" w:hAnsi="宋体" w:eastAsia="宋体"/>
+                <w:b w:val="0"/>
+                <w:sz w:val="20"/>
+              </w:rPr>
+            </w:r>
+          </w:p>
+        </w:tc>
+      </w:tr>
+      <w:tr>
+        <w:trPr>
+          <w:trHeight w:val="1417" w:hRule="atLeast"/>
+        </w:trPr>
+        <w:tc>
+          <w:tcPr>
+            <w:tcW w:type="dxa" w:w="1134"/>
+            <w:vAlign w:val="center"/>
+          </w:tcPr>
+          <w:p>
+            <w:pPr>
+              <w:spacing w:before="0" w:after="0" w:line="300" w:lineRule="auto"/>
+              <w:jc w:val="center"/>
+            </w:pPr>
+            <w:r/>
+            <w:r>
+              <w:rPr>
+                <w:rFonts w:ascii="宋体" w:hAnsi="宋体" w:eastAsia="宋体"/>
+                <w:b/>
+                <w:sz w:val="22"/>
+              </w:rPr>
+              <w:t>意见</w:t>
+            </w:r>
+          </w:p>
+        </w:tc>
+        <w:tc>
+          <w:tcPr>
+            <w:tcW w:type="dxa" w:w="12927"/>
+            <w:gridSpan w:val="4"/>
+            <w:vAlign w:val="top"/>
+          </w:tcPr>
+          <w:p>
+            <w:pPr>
+              <w:spacing w:before="0" w:after="0" w:line="300" w:lineRule="auto"/>
+              <w:jc w:val="left"/>
+            </w:pPr>
+            <w:r/>
+            <w:r>
+              <w:rPr>
+                <w:rFonts w:ascii="宋体" w:hAnsi="宋体" w:eastAsia="宋体"/>
+                <w:b w:val="0"/>
+                <w:sz w:val="20"/>
+              </w:rPr>
+              <w:t>请填写开题报告会记录、专家意见或修改意见。</w:t>
+            </w:r>
+            <w:r>
+              <w:br/>
+            </w:r>
+            <w:r>
+              <w:rPr>
+                <w:rFonts w:ascii="宋体" w:hAnsi="宋体" w:eastAsia="宋体"/>
+                <w:b w:val="0"/>
+                <w:sz w:val="20"/>
+              </w:rPr>
+            </w:r>
+            <w:r>
+              <w:br/>
+            </w:r>
+            <w:r>
+              <w:rPr>
+                <w:rFonts w:ascii="宋体" w:hAnsi="宋体" w:eastAsia="宋体"/>
+                <w:b w:val="0"/>
+                <w:sz w:val="20"/>
+              </w:rPr>
+            </w:r>
+          </w:p>
+        </w:tc>
+      </w:tr>
+      <w:tr>
+        <w:trPr>
+          <w:trHeight w:val="1417" w:hRule="atLeast"/>
+        </w:trPr>
+        <w:tc>
+          <w:tcPr>
+            <w:tcW w:type="dxa" w:w="1134"/>
+            <w:vAlign w:val="center"/>
+          </w:tcPr>
+          <w:p>
+            <w:pPr>
+              <w:spacing w:before="0" w:after="0" w:line="300" w:lineRule="auto"/>
+              <w:jc w:val="center"/>
+            </w:pPr>
+            <w:r/>
+            <w:r>
+              <w:rPr>
+                <w:rFonts w:ascii="宋体" w:hAnsi="宋体" w:eastAsia="宋体"/>
+                <w:b/>
+                <w:sz w:val="22"/>
+              </w:rPr>
+              <w:t>意见</w:t>
+            </w:r>
+          </w:p>
+        </w:tc>
+        <w:tc>
+          <w:tcPr>
+            <w:tcW w:type="dxa" w:w="12927"/>
+            <w:gridSpan w:val="4"/>
+            <w:vAlign w:val="top"/>
+          </w:tcPr>
+          <w:p>
+            <w:pPr>
+              <w:spacing w:before="0" w:after="0" w:line="300" w:lineRule="auto"/>
+              <w:jc w:val="left"/>
+            </w:pPr>
+            <w:r/>
+            <w:r>
+              <w:rPr>
+                <w:rFonts w:ascii="宋体" w:hAnsi="宋体" w:eastAsia="宋体"/>
+                <w:b w:val="0"/>
+                <w:sz w:val="20"/>
+              </w:rPr>
+              <w:t>请填写开题报告会记录、专家意见或修改意见。</w:t>
+            </w:r>
+            <w:r>
+              <w:br/>
+            </w:r>
+            <w:r>
+              <w:rPr>
+                <w:rFonts w:ascii="宋体" w:hAnsi="宋体" w:eastAsia="宋体"/>
+                <w:b w:val="0"/>
+                <w:sz w:val="20"/>
+              </w:rPr>
+            </w:r>
+            <w:r>
+              <w:br/>
+            </w:r>
+            <w:r>
+              <w:rPr>
+                <w:rFonts w:ascii="宋体" w:hAnsi="宋体" w:eastAsia="宋体"/>
+                <w:b w:val="0"/>
+                <w:sz w:val="20"/>
+              </w:rPr>
+            </w:r>
+          </w:p>
+        </w:tc>
+      </w:tr>
+      <w:tr>
+        <w:trPr>
+          <w:trHeight w:val="1417" w:hRule="atLeast"/>
+        </w:trPr>
+        <w:tc>
+          <w:tcPr>
+            <w:tcW w:type="dxa" w:w="1134"/>
+            <w:vAlign w:val="center"/>
+          </w:tcPr>
+          <w:p>
+            <w:pPr>
+              <w:spacing w:before="0" w:after="0" w:line="300" w:lineRule="auto"/>
+              <w:jc w:val="center"/>
+            </w:pPr>
+            <w:r/>
+            <w:r>
+              <w:rPr>
+                <w:rFonts w:ascii="宋体" w:hAnsi="宋体" w:eastAsia="宋体"/>
+                <w:b/>
+                <w:sz w:val="22"/>
+              </w:rPr>
+              <w:t>意见</w:t>
+            </w:r>
+          </w:p>
+        </w:tc>
+        <w:tc>
+          <w:tcPr>
+            <w:tcW w:type="dxa" w:w="12927"/>
+            <w:gridSpan w:val="4"/>
+            <w:vAlign w:val="top"/>
+          </w:tcPr>
+          <w:p>
+            <w:pPr>
+              <w:spacing w:before="0" w:after="0" w:line="300" w:lineRule="auto"/>
+              <w:jc w:val="left"/>
+            </w:pPr>
+            <w:r/>
+            <w:r>
+              <w:rPr>
+                <w:rFonts w:ascii="宋体" w:hAnsi="宋体" w:eastAsia="宋体"/>
+                <w:b w:val="0"/>
+                <w:sz w:val="20"/>
+              </w:rPr>
+              <w:t>请填写开题报告会记录、专家意见或修改意见。</w:t>
+            </w:r>
+            <w:r>
+              <w:br/>
+            </w:r>
+            <w:r>
+              <w:rPr>
+                <w:rFonts w:ascii="宋体" w:hAnsi="宋体" w:eastAsia="宋体"/>
+                <w:b w:val="0"/>
+                <w:sz w:val="20"/>
+              </w:rPr>
+            </w:r>
+            <w:r>
+              <w:br/>
+            </w:r>
+            <w:r>
+              <w:rPr>
+                <w:rFonts w:ascii="宋体" w:hAnsi="宋体" w:eastAsia="宋体"/>
+                <w:b w:val="0"/>
+                <w:sz w:val="20"/>
+              </w:rPr>
+            </w:r>
+          </w:p>
+        </w:tc>
+      </w:tr>
+      <w:tr>
+        <w:trPr>
+          <w:trHeight w:val="1020" w:hRule="atLeast"/>
+        </w:trPr>
+        <w:tc>
+          <w:tcPr>
+            <w:tcW w:type="dxa" w:w="5103"/>
+            <w:gridSpan w:val="2"/>
+            <w:vAlign w:val="center"/>
+          </w:tcPr>
+          <w:p>
+            <w:pPr>
+              <w:spacing w:before="0" w:after="0" w:line="300" w:lineRule="auto"/>
+              <w:jc w:val="center"/>
+            </w:pPr>
+            <w:r/>
+            <w:r>
+              <w:rPr>
+                <w:rFonts w:ascii="宋体" w:hAnsi="宋体" w:eastAsia="宋体"/>
+                <w:b w:val="0"/>
+                <w:sz w:val="22"/>
+              </w:rPr>
+              <w:t>学生签名：              年    月    日</w:t>
+            </w:r>
+          </w:p>
+        </w:tc>
+        <w:tc>
+          <w:tcPr>
+            <w:tcW w:type="dxa" w:w="8958"/>
+            <w:gridSpan w:val="3"/>
+            <w:vAlign w:val="center"/>
+          </w:tcPr>
+          <w:p>
+            <w:pPr>
+              <w:spacing w:before="0" w:after="0" w:line="300" w:lineRule="auto"/>
+              <w:jc w:val="center"/>
+            </w:pPr>
+            <w:r/>
+            <w:r>
+              <w:rPr>
+                <w:rFonts w:ascii="宋体" w:hAnsi="宋体" w:eastAsia="宋体"/>
+                <w:b w:val="0"/>
+                <w:sz w:val="22"/>
+              </w:rPr>
+              <w:t>指导教师签名：              年    月    日</w:t>
+            </w:r>
+          </w:p>
+        </w:tc>
+      </w:tr>
+    </w:tbl>
     <w:sectPr>
       <w:pgSz w:w="16838" w:h="11906" w:orient="landscape"/>
-      <w:pgMar w:top="0" w:right="0" w:bottom="0" w:left="0" w:header="0" w:footer="0" w:gutter="0"/>
+      <w:pgMar w:top="907" w:right="1020" w:bottom="850" w:left="1020" w:header="454" w:footer="454" w:gutter="0"/>
       <w:cols w:space="720"/>
       <w:docGrid w:linePitch="360"/>
     </w:sectPr>
@@ -465,6 +1794,10 @@
     <w:name w:val="Normal"/>
     <w:qFormat/>
     <w:rsid w:val="00FC693F"/>
+    <w:rPr>
+      <w:rFonts w:ascii="宋体" w:hAnsi="宋体" w:eastAsia="宋体"/>
+      <w:sz w:val="22"/>
+    </w:rPr>
   </w:style>
   <w:style w:type="paragraph" w:styleId="Header">
     <w:name w:val="header"/>

--- a/本科毕业论文开题报告.docx
+++ b/本科毕业论文开题报告.docx
@@ -4,14 +4,14 @@
   <w:body>
     <w:p>
       <w:pPr>
-        <w:spacing w:before="0" w:after="200"/>
+        <w:spacing w:after="160" w:before="0"/>
         <w:jc w:val="center"/>
       </w:pPr>
       <w:r>
         <w:rPr>
           <w:rFonts w:ascii="黑体" w:hAnsi="黑体" w:eastAsia="黑体"/>
           <w:b/>
-          <w:sz w:val="44"/>
+          <w:sz w:val="40"/>
         </w:rPr>
         <w:t>开题报告</w:t>
       </w:r>
@@ -23,34 +23,32 @@
         <w:tblLayout w:type="fixed"/>
         <w:tblLook w:firstColumn="1" w:firstRow="1" w:lastColumn="0" w:lastRow="0" w:noHBand="0" w:noVBand="1" w:val="04A0"/>
         <w:tblBorders>
-          <w:top w:val="single" w:sz="12" w:space="0" w:color="000000"/>
-          <w:left w:val="single" w:sz="12" w:space="0" w:color="000000"/>
-          <w:bottom w:val="single" w:sz="12" w:space="0" w:color="000000"/>
-          <w:right w:val="single" w:sz="12" w:space="0" w:color="000000"/>
-          <w:insideH w:val="single" w:sz="12" w:space="0" w:color="000000"/>
-          <w:insideV w:val="single" w:sz="12" w:space="0" w:color="000000"/>
+          <w:top w:val="single" w:sz="10" w:space="0" w:color="000000"/>
+          <w:left w:val="single" w:sz="10" w:space="0" w:color="000000"/>
+          <w:bottom w:val="single" w:sz="10" w:space="0" w:color="000000"/>
+          <w:right w:val="single" w:sz="10" w:space="0" w:color="000000"/>
+          <w:insideH w:val="single" w:sz="10" w:space="0" w:color="000000"/>
+          <w:insideV w:val="single" w:sz="10" w:space="0" w:color="000000"/>
         </w:tblBorders>
       </w:tblPr>
       <w:tblGrid>
-        <w:gridCol w:w="1644"/>
-        <w:gridCol w:w="1644"/>
-        <w:gridCol w:w="1644"/>
-        <w:gridCol w:w="1644"/>
-        <w:gridCol w:w="1644"/>
-        <w:gridCol w:w="1644"/>
+        <w:gridCol w:w="2509"/>
+        <w:gridCol w:w="2509"/>
+        <w:gridCol w:w="2509"/>
+        <w:gridCol w:w="2509"/>
       </w:tblGrid>
       <w:tr>
         <w:trPr>
-          <w:trHeight w:val="510" w:hRule="atLeast"/>
+          <w:trHeight w:val="481" w:hRule="atLeast"/>
         </w:trPr>
         <w:tc>
           <w:tcPr>
-            <w:tcW w:type="dxa" w:w="1020"/>
+            <w:tcW w:type="dxa" w:w="935"/>
             <w:vAlign w:val="center"/>
           </w:tcPr>
           <w:p>
             <w:pPr>
-              <w:spacing w:before="0" w:after="0" w:line="300" w:lineRule="auto"/>
+              <w:spacing w:before="0" w:after="0" w:line="276" w:lineRule="auto"/>
               <w:jc w:val="center"/>
             </w:pPr>
             <w:r/>
@@ -58,7 +56,7 @@
               <w:rPr>
                 <w:rFonts w:ascii="宋体" w:hAnsi="宋体" w:eastAsia="宋体"/>
                 <w:b/>
-                <w:sz w:val="24"/>
+                <w:sz w:val="22"/>
               </w:rPr>
               <w:t>题目</w:t>
             </w:r>
@@ -66,13 +64,13 @@
         </w:tc>
         <w:tc>
           <w:tcPr>
-            <w:tcW w:type="dxa" w:w="8730"/>
-            <w:gridSpan w:val="5"/>
-            <w:vAlign w:val="top"/>
+            <w:tcW w:type="dxa" w:w="9014"/>
+            <w:gridSpan w:val="3"/>
+            <w:vAlign w:val="center"/>
           </w:tcPr>
           <w:p>
             <w:pPr>
-              <w:spacing w:before="0" w:after="0" w:line="300" w:lineRule="auto"/>
+              <w:spacing w:before="0" w:after="0" w:line="276" w:lineRule="auto"/>
               <w:jc w:val="left"/>
             </w:pPr>
             <w:r/>
@@ -80,25 +78,52 @@
               <w:rPr>
                 <w:rFonts w:ascii="宋体" w:hAnsi="宋体" w:eastAsia="宋体"/>
                 <w:b w:val="0"/>
-                <w:sz w:val="20"/>
+                <w:sz w:val="22"/>
               </w:rPr>
-              <w:t>请填写论文题目</w:t>
+            </w:r>
+          </w:p>
+          <w:p>
+            <w:pPr>
+              <w:spacing w:before="0" w:after="0" w:line="276" w:lineRule="auto"/>
+              <w:jc w:val="left"/>
+            </w:pPr>
+            <w:r/>
+            <w:r>
+              <w:rPr>
+                <w:rFonts w:ascii="宋体" w:hAnsi="宋体" w:eastAsia="宋体"/>
+                <w:b w:val="0"/>
+                <w:sz w:val="22"/>
+              </w:rPr>
+            </w:r>
+          </w:p>
+          <w:p>
+            <w:pPr>
+              <w:spacing w:before="0" w:after="0" w:line="276" w:lineRule="auto"/>
+              <w:jc w:val="left"/>
+            </w:pPr>
+            <w:r/>
+            <w:r>
+              <w:rPr>
+                <w:rFonts w:ascii="宋体" w:hAnsi="宋体" w:eastAsia="宋体"/>
+                <w:b w:val="0"/>
+                <w:sz w:val="22"/>
+              </w:rPr>
             </w:r>
           </w:p>
         </w:tc>
       </w:tr>
       <w:tr>
         <w:trPr>
-          <w:trHeight w:val="510" w:hRule="atLeast"/>
+          <w:trHeight w:val="481" w:hRule="atLeast"/>
         </w:trPr>
         <w:tc>
           <w:tcPr>
-            <w:tcW w:type="dxa" w:w="1020"/>
+            <w:tcW w:type="dxa" w:w="935"/>
             <w:vAlign w:val="center"/>
           </w:tcPr>
           <w:p>
             <w:pPr>
-              <w:spacing w:before="0" w:after="0" w:line="300" w:lineRule="auto"/>
+              <w:spacing w:before="0" w:after="0" w:line="276" w:lineRule="auto"/>
               <w:jc w:val="center"/>
             </w:pPr>
             <w:r/>
@@ -106,7 +131,7 @@
               <w:rPr>
                 <w:rFonts w:ascii="宋体" w:hAnsi="宋体" w:eastAsia="宋体"/>
                 <w:b/>
-                <w:sz w:val="24"/>
+                <w:sz w:val="22"/>
               </w:rPr>
               <w:t>姓名</w:t>
             </w:r>
@@ -114,13 +139,12 @@
         </w:tc>
         <w:tc>
           <w:tcPr>
-            <w:tcW w:type="dxa" w:w="4422"/>
-            <w:gridSpan w:val="2"/>
-            <w:vAlign w:val="top"/>
+            <w:tcW w:type="dxa" w:w="2608"/>
+            <w:vAlign w:val="center"/>
           </w:tcPr>
           <w:p>
             <w:pPr>
-              <w:spacing w:before="0" w:after="0" w:line="300" w:lineRule="auto"/>
+              <w:spacing w:before="0" w:after="0" w:line="276" w:lineRule="auto"/>
               <w:jc w:val="left"/>
             </w:pPr>
             <w:r/>
@@ -128,20 +152,19 @@
               <w:rPr>
                 <w:rFonts w:ascii="宋体" w:hAnsi="宋体" w:eastAsia="宋体"/>
                 <w:b w:val="0"/>
-                <w:sz w:val="20"/>
+                <w:sz w:val="22"/>
               </w:rPr>
-              <w:t>请填写姓名</w:t>
             </w:r>
           </w:p>
         </w:tc>
         <w:tc>
           <w:tcPr>
-            <w:tcW w:type="dxa" w:w="1304"/>
+            <w:tcW w:type="dxa" w:w="1247"/>
             <w:vAlign w:val="center"/>
           </w:tcPr>
           <w:p>
             <w:pPr>
-              <w:spacing w:before="0" w:after="0" w:line="300" w:lineRule="auto"/>
+              <w:spacing w:before="0" w:after="0" w:line="276" w:lineRule="auto"/>
               <w:jc w:val="center"/>
             </w:pPr>
             <w:r/>
@@ -149,7 +172,7 @@
               <w:rPr>
                 <w:rFonts w:ascii="宋体" w:hAnsi="宋体" w:eastAsia="宋体"/>
                 <w:b/>
-                <w:sz w:val="24"/>
+                <w:sz w:val="22"/>
               </w:rPr>
               <w:t>学号</w:t>
             </w:r>
@@ -157,13 +180,12 @@
         </w:tc>
         <w:tc>
           <w:tcPr>
-            <w:tcW w:type="dxa" w:w="3004"/>
-            <w:gridSpan w:val="2"/>
-            <w:vAlign w:val="top"/>
+            <w:tcW w:type="dxa" w:w="5159"/>
+            <w:vAlign w:val="center"/>
           </w:tcPr>
           <w:p>
             <w:pPr>
-              <w:spacing w:before="0" w:after="0" w:line="300" w:lineRule="auto"/>
+              <w:spacing w:before="0" w:after="0" w:line="276" w:lineRule="auto"/>
               <w:jc w:val="left"/>
             </w:pPr>
             <w:r/>
@@ -171,25 +193,24 @@
               <w:rPr>
                 <w:rFonts w:ascii="宋体" w:hAnsi="宋体" w:eastAsia="宋体"/>
                 <w:b w:val="0"/>
-                <w:sz w:val="20"/>
+                <w:sz w:val="22"/>
               </w:rPr>
-              <w:t>请填写学号</w:t>
             </w:r>
           </w:p>
         </w:tc>
       </w:tr>
       <w:tr>
         <w:trPr>
-          <w:trHeight w:val="510" w:hRule="atLeast"/>
+          <w:trHeight w:val="3912" w:hRule="atLeast"/>
         </w:trPr>
         <w:tc>
           <w:tcPr>
-            <w:tcW w:type="dxa" w:w="1020"/>
+            <w:tcW w:type="dxa" w:w="935"/>
             <w:vAlign w:val="center"/>
           </w:tcPr>
           <w:p>
             <w:pPr>
-              <w:spacing w:before="0" w:after="0" w:line="300" w:lineRule="auto"/>
+              <w:spacing w:before="0" w:after="0" w:line="240" w:lineRule="auto"/>
               <w:jc w:val="center"/>
             </w:pPr>
             <w:r/>
@@ -197,240 +218,7 @@
               <w:rPr>
                 <w:rFonts w:ascii="宋体" w:hAnsi="宋体" w:eastAsia="宋体"/>
                 <w:b/>
-                <w:sz w:val="24"/>
-              </w:rPr>
-              <w:t>指导</w:t>
-            </w:r>
-            <w:r>
-              <w:br/>
-            </w:r>
-            <w:r>
-              <w:rPr>
-                <w:rFonts w:ascii="宋体" w:hAnsi="宋体" w:eastAsia="宋体"/>
-                <w:b/>
-                <w:sz w:val="24"/>
-              </w:rPr>
-              <w:t>教师</w:t>
-            </w:r>
-          </w:p>
-        </w:tc>
-        <w:tc>
-          <w:tcPr>
-            <w:tcW w:type="dxa" w:w="4422"/>
-            <w:gridSpan w:val="2"/>
-            <w:vAlign w:val="top"/>
-          </w:tcPr>
-          <w:p>
-            <w:pPr>
-              <w:spacing w:before="0" w:after="0" w:line="300" w:lineRule="auto"/>
-              <w:jc w:val="left"/>
-            </w:pPr>
-            <w:r/>
-            <w:r>
-              <w:rPr>
-                <w:rFonts w:ascii="宋体" w:hAnsi="宋体" w:eastAsia="宋体"/>
-                <w:b w:val="0"/>
-                <w:sz w:val="20"/>
-              </w:rPr>
-              <w:t>请填写指导教师</w:t>
-            </w:r>
-          </w:p>
-        </w:tc>
-        <w:tc>
-          <w:tcPr>
-            <w:tcW w:type="dxa" w:w="1304"/>
-            <w:vAlign w:val="center"/>
-          </w:tcPr>
-          <w:p>
-            <w:pPr>
-              <w:spacing w:before="0" w:after="0" w:line="300" w:lineRule="auto"/>
-              <w:jc w:val="center"/>
-            </w:pPr>
-            <w:r/>
-            <w:r>
-              <w:rPr>
-                <w:rFonts w:ascii="宋体" w:hAnsi="宋体" w:eastAsia="宋体"/>
-                <w:b/>
-                <w:sz w:val="24"/>
-              </w:rPr>
-              <w:t>职称</w:t>
-            </w:r>
-          </w:p>
-        </w:tc>
-        <w:tc>
-          <w:tcPr>
-            <w:tcW w:type="dxa" w:w="3004"/>
-            <w:gridSpan w:val="2"/>
-            <w:vAlign w:val="top"/>
-          </w:tcPr>
-          <w:p>
-            <w:pPr>
-              <w:spacing w:before="0" w:after="0" w:line="300" w:lineRule="auto"/>
-              <w:jc w:val="left"/>
-            </w:pPr>
-            <w:r/>
-            <w:r>
-              <w:rPr>
-                <w:rFonts w:ascii="宋体" w:hAnsi="宋体" w:eastAsia="宋体"/>
-                <w:b w:val="0"/>
-                <w:sz w:val="20"/>
-              </w:rPr>
-              <w:t>请填写职称</w:t>
-            </w:r>
-          </w:p>
-        </w:tc>
-      </w:tr>
-      <w:tr>
-        <w:trPr>
-          <w:trHeight w:val="2948" w:hRule="atLeast"/>
-        </w:trPr>
-        <w:tc>
-          <w:tcPr>
-            <w:tcW w:type="dxa" w:w="1020"/>
-            <w:vAlign w:val="center"/>
-          </w:tcPr>
-          <w:p>
-            <w:pPr>
-              <w:spacing w:before="0" w:after="0" w:line="300" w:lineRule="auto"/>
-              <w:jc w:val="center"/>
-            </w:pPr>
-            <w:r/>
-            <w:r>
-              <w:rPr>
-                <w:rFonts w:ascii="宋体" w:hAnsi="宋体" w:eastAsia="宋体"/>
-                <w:b/>
-                <w:sz w:val="24"/>
-              </w:rPr>
-              <w:t>选</w:t>
-            </w:r>
-            <w:r>
-              <w:br/>
-            </w:r>
-            <w:r>
-              <w:rPr>
-                <w:rFonts w:ascii="宋体" w:hAnsi="宋体" w:eastAsia="宋体"/>
-                <w:b/>
-                <w:sz w:val="24"/>
-              </w:rPr>
-              <w:t>题</w:t>
-            </w:r>
-            <w:r>
-              <w:br/>
-            </w:r>
-            <w:r>
-              <w:rPr>
-                <w:rFonts w:ascii="宋体" w:hAnsi="宋体" w:eastAsia="宋体"/>
-                <w:b/>
-                <w:sz w:val="24"/>
-              </w:rPr>
-              <w:t>依</w:t>
-            </w:r>
-            <w:r>
-              <w:br/>
-            </w:r>
-            <w:r>
-              <w:rPr>
-                <w:rFonts w:ascii="宋体" w:hAnsi="宋体" w:eastAsia="宋体"/>
-                <w:b/>
-                <w:sz w:val="24"/>
-              </w:rPr>
-              <w:t>据</w:t>
-            </w:r>
-          </w:p>
-        </w:tc>
-        <w:tc>
-          <w:tcPr>
-            <w:tcW w:type="dxa" w:w="8730"/>
-            <w:gridSpan w:val="5"/>
-            <w:vAlign w:val="top"/>
-          </w:tcPr>
-          <w:p>
-            <w:pPr>
-              <w:spacing w:before="0" w:after="0" w:line="300" w:lineRule="auto"/>
-              <w:jc w:val="left"/>
-            </w:pPr>
-            <w:r/>
-            <w:r>
-              <w:rPr>
-                <w:rFonts w:ascii="宋体" w:hAnsi="宋体" w:eastAsia="宋体"/>
-                <w:b w:val="0"/>
-                <w:sz w:val="20"/>
-              </w:rPr>
-              <w:t>请填写选题背景、研究意义、国内外研究现状等。</w:t>
-            </w:r>
-            <w:r>
-              <w:br/>
-            </w:r>
-            <w:r>
-              <w:rPr>
-                <w:rFonts w:ascii="宋体" w:hAnsi="宋体" w:eastAsia="宋体"/>
-                <w:b w:val="0"/>
-                <w:sz w:val="20"/>
-              </w:rPr>
-            </w:r>
-            <w:r>
-              <w:br/>
-            </w:r>
-            <w:r>
-              <w:rPr>
-                <w:rFonts w:ascii="宋体" w:hAnsi="宋体" w:eastAsia="宋体"/>
-                <w:b w:val="0"/>
-                <w:sz w:val="20"/>
-              </w:rPr>
-            </w:r>
-            <w:r>
-              <w:br/>
-            </w:r>
-            <w:r>
-              <w:rPr>
-                <w:rFonts w:ascii="宋体" w:hAnsi="宋体" w:eastAsia="宋体"/>
-                <w:b w:val="0"/>
-                <w:sz w:val="20"/>
-              </w:rPr>
-            </w:r>
-            <w:r>
-              <w:br/>
-            </w:r>
-            <w:r>
-              <w:rPr>
-                <w:rFonts w:ascii="宋体" w:hAnsi="宋体" w:eastAsia="宋体"/>
-                <w:b w:val="0"/>
-                <w:sz w:val="20"/>
-              </w:rPr>
-            </w:r>
-            <w:r>
-              <w:br/>
-            </w:r>
-            <w:r>
-              <w:rPr>
-                <w:rFonts w:ascii="宋体" w:hAnsi="宋体" w:eastAsia="宋体"/>
-                <w:b w:val="0"/>
-                <w:sz w:val="20"/>
-              </w:rPr>
-            </w:r>
-          </w:p>
-        </w:tc>
-      </w:tr>
-      <w:tr>
-        <w:trPr>
-          <w:trHeight w:val="2041" w:hRule="atLeast"/>
-        </w:trPr>
-        <w:tc>
-          <w:tcPr>
-            <w:tcW w:type="dxa" w:w="1020"/>
-            <w:vAlign w:val="center"/>
-          </w:tcPr>
-          <w:p>
-            <w:pPr>
-              <w:spacing w:before="0" w:after="0" w:line="300" w:lineRule="auto"/>
-              <w:jc w:val="center"/>
-            </w:pPr>
-            <w:r/>
-            <w:r>
-              <w:rPr>
-                <w:rFonts w:ascii="宋体" w:hAnsi="宋体" w:eastAsia="宋体"/>
-                <w:b/>
-                <w:sz w:val="24"/>
+                <w:sz w:val="22"/>
               </w:rPr>
               <w:t>研</w:t>
             </w:r>
@@ -441,7 +229,7 @@
               <w:rPr>
                 <w:rFonts w:ascii="宋体" w:hAnsi="宋体" w:eastAsia="宋体"/>
                 <w:b/>
-                <w:sz w:val="24"/>
+                <w:sz w:val="22"/>
               </w:rPr>
               <w:t>究</w:t>
             </w:r>
@@ -452,9 +240,9 @@
               <w:rPr>
                 <w:rFonts w:ascii="宋体" w:hAnsi="宋体" w:eastAsia="宋体"/>
                 <w:b/>
-                <w:sz w:val="24"/>
+                <w:sz w:val="22"/>
               </w:rPr>
-              <w:t>内</w:t>
+              <w:t>目</w:t>
             </w:r>
             <w:r>
               <w:br/>
@@ -463,21 +251,21 @@
               <w:rPr>
                 <w:rFonts w:ascii="宋体" w:hAnsi="宋体" w:eastAsia="宋体"/>
                 <w:b/>
-                <w:sz w:val="24"/>
+                <w:sz w:val="22"/>
               </w:rPr>
-              <w:t>容</w:t>
+              <w:t>标</w:t>
             </w:r>
           </w:p>
         </w:tc>
         <w:tc>
           <w:tcPr>
-            <w:tcW w:type="dxa" w:w="8730"/>
-            <w:gridSpan w:val="5"/>
-            <w:vAlign w:val="top"/>
+            <w:tcW w:type="dxa" w:w="9014"/>
+            <w:gridSpan w:val="3"/>
+            <w:vAlign w:val="center"/>
           </w:tcPr>
           <w:p>
             <w:pPr>
-              <w:spacing w:before="0" w:after="0" w:line="300" w:lineRule="auto"/>
+              <w:spacing w:before="0" w:after="0" w:line="276" w:lineRule="auto"/>
               <w:jc w:val="left"/>
             </w:pPr>
             <w:r/>
@@ -485,58 +273,35 @@
               <w:rPr>
                 <w:rFonts w:ascii="宋体" w:hAnsi="宋体" w:eastAsia="宋体"/>
                 <w:b w:val="0"/>
-                <w:sz w:val="20"/>
+                <w:sz w:val="22"/>
               </w:rPr>
-              <w:t>请填写研究目标、主要内容、拟解决的问题等。</w:t>
             </w:r>
-            <w:r>
-              <w:br/>
-            </w:r>
+          </w:p>
+          <w:p>
+            <w:pPr>
+              <w:spacing w:before="0" w:after="0" w:line="276" w:lineRule="auto"/>
+              <w:jc w:val="left"/>
+            </w:pPr>
+            <w:r/>
             <w:r>
               <w:rPr>
                 <w:rFonts w:ascii="宋体" w:hAnsi="宋体" w:eastAsia="宋体"/>
                 <w:b w:val="0"/>
-                <w:sz w:val="20"/>
+                <w:sz w:val="22"/>
               </w:rPr>
             </w:r>
-            <w:r>
-              <w:br/>
-            </w:r>
+          </w:p>
+          <w:p>
+            <w:pPr>
+              <w:spacing w:before="0" w:after="0" w:line="276" w:lineRule="auto"/>
+              <w:jc w:val="left"/>
+            </w:pPr>
+            <w:r/>
             <w:r>
               <w:rPr>
                 <w:rFonts w:ascii="宋体" w:hAnsi="宋体" w:eastAsia="宋体"/>
                 <w:b w:val="0"/>
-                <w:sz w:val="20"/>
-              </w:rPr>
-            </w:r>
-            <w:r>
-              <w:br/>
-            </w:r>
-            <w:r>
-              <w:rPr>
-                <w:rFonts w:ascii="宋体" w:hAnsi="宋体" w:eastAsia="宋体"/>
-                <w:b w:val="0"/>
-                <w:sz w:val="20"/>
-              </w:rPr>
-            </w:r>
-            <w:r>
-              <w:br/>
-            </w:r>
-            <w:r>
-              <w:rPr>
-                <w:rFonts w:ascii="宋体" w:hAnsi="宋体" w:eastAsia="宋体"/>
-                <w:b w:val="0"/>
-                <w:sz w:val="20"/>
-              </w:rPr>
-            </w:r>
-            <w:r>
-              <w:br/>
-            </w:r>
-            <w:r>
-              <w:rPr>
-                <w:rFonts w:ascii="宋体" w:hAnsi="宋体" w:eastAsia="宋体"/>
-                <w:b w:val="0"/>
-                <w:sz w:val="20"/>
+                <w:sz w:val="22"/>
               </w:rPr>
             </w:r>
           </w:p>
@@ -544,16 +309,16 @@
       </w:tr>
       <w:tr>
         <w:trPr>
-          <w:trHeight w:val="2041" w:hRule="atLeast"/>
+          <w:trHeight w:val="3969" w:hRule="atLeast"/>
         </w:trPr>
         <w:tc>
           <w:tcPr>
-            <w:tcW w:type="dxa" w:w="1020"/>
+            <w:tcW w:type="dxa" w:w="935"/>
             <w:vAlign w:val="center"/>
           </w:tcPr>
           <w:p>
             <w:pPr>
-              <w:spacing w:before="0" w:after="0" w:line="300" w:lineRule="auto"/>
+              <w:spacing w:before="0" w:after="0" w:line="240" w:lineRule="auto"/>
               <w:jc w:val="center"/>
             </w:pPr>
             <w:r/>
@@ -561,7 +326,7 @@
               <w:rPr>
                 <w:rFonts w:ascii="宋体" w:hAnsi="宋体" w:eastAsia="宋体"/>
                 <w:b/>
-                <w:sz w:val="24"/>
+                <w:sz w:val="22"/>
               </w:rPr>
               <w:t>研</w:t>
             </w:r>
@@ -572,7 +337,7 @@
               <w:rPr>
                 <w:rFonts w:ascii="宋体" w:hAnsi="宋体" w:eastAsia="宋体"/>
                 <w:b/>
-                <w:sz w:val="24"/>
+                <w:sz w:val="22"/>
               </w:rPr>
               <w:t>究</w:t>
             </w:r>
@@ -583,9 +348,9 @@
               <w:rPr>
                 <w:rFonts w:ascii="宋体" w:hAnsi="宋体" w:eastAsia="宋体"/>
                 <w:b/>
-                <w:sz w:val="24"/>
+                <w:sz w:val="22"/>
               </w:rPr>
-              <w:t>方</w:t>
+              <w:t>思</w:t>
             </w:r>
             <w:r>
               <w:br/>
@@ -594,21 +359,21 @@
               <w:rPr>
                 <w:rFonts w:ascii="宋体" w:hAnsi="宋体" w:eastAsia="宋体"/>
                 <w:b/>
-                <w:sz w:val="24"/>
+                <w:sz w:val="22"/>
               </w:rPr>
-              <w:t>案</w:t>
+              <w:t>路</w:t>
             </w:r>
           </w:p>
         </w:tc>
         <w:tc>
           <w:tcPr>
-            <w:tcW w:type="dxa" w:w="8730"/>
-            <w:gridSpan w:val="5"/>
-            <w:vAlign w:val="top"/>
+            <w:tcW w:type="dxa" w:w="9014"/>
+            <w:gridSpan w:val="3"/>
+            <w:vAlign w:val="center"/>
           </w:tcPr>
           <w:p>
             <w:pPr>
-              <w:spacing w:before="0" w:after="0" w:line="300" w:lineRule="auto"/>
+              <w:spacing w:before="0" w:after="0" w:line="276" w:lineRule="auto"/>
               <w:jc w:val="left"/>
             </w:pPr>
             <w:r/>
@@ -616,58 +381,35 @@
               <w:rPr>
                 <w:rFonts w:ascii="宋体" w:hAnsi="宋体" w:eastAsia="宋体"/>
                 <w:b w:val="0"/>
-                <w:sz w:val="20"/>
+                <w:sz w:val="22"/>
               </w:rPr>
-              <w:t>请填写技术路线、研究方法、实验方案、可行性分析等。</w:t>
             </w:r>
-            <w:r>
-              <w:br/>
-            </w:r>
+          </w:p>
+          <w:p>
+            <w:pPr>
+              <w:spacing w:before="0" w:after="0" w:line="276" w:lineRule="auto"/>
+              <w:jc w:val="left"/>
+            </w:pPr>
+            <w:r/>
             <w:r>
               <w:rPr>
                 <w:rFonts w:ascii="宋体" w:hAnsi="宋体" w:eastAsia="宋体"/>
                 <w:b w:val="0"/>
-                <w:sz w:val="20"/>
+                <w:sz w:val="22"/>
               </w:rPr>
             </w:r>
-            <w:r>
-              <w:br/>
-            </w:r>
+          </w:p>
+          <w:p>
+            <w:pPr>
+              <w:spacing w:before="0" w:after="0" w:line="276" w:lineRule="auto"/>
+              <w:jc w:val="left"/>
+            </w:pPr>
+            <w:r/>
             <w:r>
               <w:rPr>
                 <w:rFonts w:ascii="宋体" w:hAnsi="宋体" w:eastAsia="宋体"/>
                 <w:b w:val="0"/>
-                <w:sz w:val="20"/>
-              </w:rPr>
-            </w:r>
-            <w:r>
-              <w:br/>
-            </w:r>
-            <w:r>
-              <w:rPr>
-                <w:rFonts w:ascii="宋体" w:hAnsi="宋体" w:eastAsia="宋体"/>
-                <w:b w:val="0"/>
-                <w:sz w:val="20"/>
-              </w:rPr>
-            </w:r>
-            <w:r>
-              <w:br/>
-            </w:r>
-            <w:r>
-              <w:rPr>
-                <w:rFonts w:ascii="宋体" w:hAnsi="宋体" w:eastAsia="宋体"/>
-                <w:b w:val="0"/>
-                <w:sz w:val="20"/>
-              </w:rPr>
-            </w:r>
-            <w:r>
-              <w:br/>
-            </w:r>
-            <w:r>
-              <w:rPr>
-                <w:rFonts w:ascii="宋体" w:hAnsi="宋体" w:eastAsia="宋体"/>
-                <w:b w:val="0"/>
-                <w:sz w:val="20"/>
+                <w:sz w:val="22"/>
               </w:rPr>
             </w:r>
           </w:p>
@@ -675,16 +417,16 @@
       </w:tr>
       <w:tr>
         <w:trPr>
-          <w:trHeight w:val="2154" w:hRule="atLeast"/>
+          <w:trHeight w:val="3231" w:hRule="atLeast"/>
         </w:trPr>
         <w:tc>
           <w:tcPr>
-            <w:tcW w:type="dxa" w:w="1020"/>
+            <w:tcW w:type="dxa" w:w="935"/>
             <w:vAlign w:val="center"/>
           </w:tcPr>
           <w:p>
             <w:pPr>
-              <w:spacing w:before="0" w:after="0" w:line="300" w:lineRule="auto"/>
+              <w:spacing w:before="0" w:after="0" w:line="240" w:lineRule="auto"/>
               <w:jc w:val="center"/>
             </w:pPr>
             <w:r/>
@@ -692,9 +434,9 @@
               <w:rPr>
                 <w:rFonts w:ascii="宋体" w:hAnsi="宋体" w:eastAsia="宋体"/>
                 <w:b/>
-                <w:sz w:val="24"/>
+                <w:sz w:val="22"/>
               </w:rPr>
-              <w:t>进</w:t>
+              <w:t>主</w:t>
             </w:r>
             <w:r>
               <w:br/>
@@ -703,9 +445,9 @@
               <w:rPr>
                 <w:rFonts w:ascii="宋体" w:hAnsi="宋体" w:eastAsia="宋体"/>
                 <w:b/>
-                <w:sz w:val="24"/>
+                <w:sz w:val="22"/>
               </w:rPr>
-              <w:t>度</w:t>
+              <w:t>要</w:t>
             </w:r>
             <w:r>
               <w:br/>
@@ -714,9 +456,9 @@
               <w:rPr>
                 <w:rFonts w:ascii="宋体" w:hAnsi="宋体" w:eastAsia="宋体"/>
                 <w:b/>
-                <w:sz w:val="24"/>
+                <w:sz w:val="22"/>
               </w:rPr>
-              <w:t>安</w:t>
+              <w:t>参</w:t>
             </w:r>
             <w:r>
               <w:br/>
@@ -725,107 +467,9 @@
               <w:rPr>
                 <w:rFonts w:ascii="宋体" w:hAnsi="宋体" w:eastAsia="宋体"/>
                 <w:b/>
-                <w:sz w:val="24"/>
+                <w:sz w:val="22"/>
               </w:rPr>
-              <w:t>排</w:t>
-            </w:r>
-          </w:p>
-        </w:tc>
-        <w:tc>
-          <w:tcPr>
-            <w:tcW w:type="dxa" w:w="8730"/>
-            <w:gridSpan w:val="5"/>
-            <w:vAlign w:val="top"/>
-          </w:tcPr>
-          <w:p>
-            <w:pPr>
-              <w:spacing w:before="0" w:after="0" w:line="300" w:lineRule="auto"/>
-              <w:jc w:val="left"/>
-            </w:pPr>
-            <w:r/>
-            <w:r>
-              <w:rPr>
-                <w:rFonts w:ascii="宋体" w:hAnsi="宋体" w:eastAsia="宋体"/>
-                <w:b w:val="0"/>
-                <w:sz w:val="20"/>
-              </w:rPr>
-              <w:t>请填写开题后至论文完成的进度安排。</w:t>
-            </w:r>
-            <w:r>
-              <w:br/>
-            </w:r>
-            <w:r>
-              <w:rPr>
-                <w:rFonts w:ascii="宋体" w:hAnsi="宋体" w:eastAsia="宋体"/>
-                <w:b w:val="0"/>
-                <w:sz w:val="20"/>
-              </w:rPr>
-            </w:r>
-            <w:r>
-              <w:br/>
-            </w:r>
-            <w:r>
-              <w:rPr>
-                <w:rFonts w:ascii="宋体" w:hAnsi="宋体" w:eastAsia="宋体"/>
-                <w:b w:val="0"/>
-                <w:sz w:val="20"/>
-              </w:rPr>
-            </w:r>
-            <w:r>
-              <w:br/>
-            </w:r>
-            <w:r>
-              <w:rPr>
-                <w:rFonts w:ascii="宋体" w:hAnsi="宋体" w:eastAsia="宋体"/>
-                <w:b w:val="0"/>
-                <w:sz w:val="20"/>
-              </w:rPr>
-            </w:r>
-            <w:r>
-              <w:br/>
-            </w:r>
-            <w:r>
-              <w:rPr>
-                <w:rFonts w:ascii="宋体" w:hAnsi="宋体" w:eastAsia="宋体"/>
-                <w:b w:val="0"/>
-                <w:sz w:val="20"/>
-              </w:rPr>
-            </w:r>
-            <w:r>
-              <w:br/>
-            </w:r>
-            <w:r>
-              <w:rPr>
-                <w:rFonts w:ascii="宋体" w:hAnsi="宋体" w:eastAsia="宋体"/>
-                <w:b w:val="0"/>
-                <w:sz w:val="20"/>
-              </w:rPr>
-            </w:r>
-          </w:p>
-        </w:tc>
-      </w:tr>
-      <w:tr>
-        <w:trPr>
-          <w:trHeight w:val="1134" w:hRule="atLeast"/>
-        </w:trPr>
-        <w:tc>
-          <w:tcPr>
-            <w:tcW w:type="dxa" w:w="1020"/>
-            <w:vAlign w:val="center"/>
-          </w:tcPr>
-          <w:p>
-            <w:pPr>
-              <w:spacing w:before="0" w:after="0" w:line="300" w:lineRule="auto"/>
-              <w:jc w:val="center"/>
-            </w:pPr>
-            <w:r/>
-            <w:r>
-              <w:rPr>
-                <w:rFonts w:ascii="宋体" w:hAnsi="宋体" w:eastAsia="宋体"/>
-                <w:b/>
-                <w:sz w:val="24"/>
-              </w:rPr>
-              <w:t>参考</w:t>
+              <w:t>考</w:t>
             </w:r>
             <w:r>
               <w:br/>
@@ -834,21 +478,32 @@
               <w:rPr>
                 <w:rFonts w:ascii="宋体" w:hAnsi="宋体" w:eastAsia="宋体"/>
                 <w:b/>
-                <w:sz w:val="24"/>
+                <w:sz w:val="22"/>
               </w:rPr>
-              <w:t>文献</w:t>
+              <w:t>文</w:t>
+            </w:r>
+            <w:r>
+              <w:br/>
+            </w:r>
+            <w:r>
+              <w:rPr>
+                <w:rFonts w:ascii="宋体" w:hAnsi="宋体" w:eastAsia="宋体"/>
+                <w:b/>
+                <w:sz w:val="22"/>
+              </w:rPr>
+              <w:t>献</w:t>
             </w:r>
           </w:p>
         </w:tc>
         <w:tc>
           <w:tcPr>
-            <w:tcW w:type="dxa" w:w="8730"/>
-            <w:gridSpan w:val="5"/>
-            <w:vAlign w:val="top"/>
+            <w:tcW w:type="dxa" w:w="9014"/>
+            <w:gridSpan w:val="3"/>
+            <w:vAlign w:val="center"/>
           </w:tcPr>
           <w:p>
             <w:pPr>
-              <w:spacing w:before="0" w:after="0" w:line="300" w:lineRule="auto"/>
+              <w:spacing w:before="0" w:after="0" w:line="276" w:lineRule="auto"/>
               <w:jc w:val="left"/>
             </w:pPr>
             <w:r/>
@@ -856,28 +511,35 @@
               <w:rPr>
                 <w:rFonts w:ascii="宋体" w:hAnsi="宋体" w:eastAsia="宋体"/>
                 <w:b w:val="0"/>
-                <w:sz w:val="20"/>
+                <w:sz w:val="22"/>
               </w:rPr>
-              <w:t>请填写主要参考文献。</w:t>
             </w:r>
-            <w:r>
-              <w:br/>
-            </w:r>
+          </w:p>
+          <w:p>
+            <w:pPr>
+              <w:spacing w:before="0" w:after="0" w:line="276" w:lineRule="auto"/>
+              <w:jc w:val="left"/>
+            </w:pPr>
+            <w:r/>
             <w:r>
               <w:rPr>
                 <w:rFonts w:ascii="宋体" w:hAnsi="宋体" w:eastAsia="宋体"/>
                 <w:b w:val="0"/>
-                <w:sz w:val="20"/>
+                <w:sz w:val="22"/>
               </w:rPr>
             </w:r>
-            <w:r>
-              <w:br/>
-            </w:r>
+          </w:p>
+          <w:p>
+            <w:pPr>
+              <w:spacing w:before="0" w:after="0" w:line="276" w:lineRule="auto"/>
+              <w:jc w:val="left"/>
+            </w:pPr>
+            <w:r/>
             <w:r>
               <w:rPr>
                 <w:rFonts w:ascii="宋体" w:hAnsi="宋体" w:eastAsia="宋体"/>
                 <w:b w:val="0"/>
-                <w:sz w:val="20"/>
+                <w:sz w:val="22"/>
               </w:rPr>
             </w:r>
           </w:p>
@@ -888,7 +550,7 @@
       <w:pPr>
         <w:sectPr>
           <w:pgSz w:w="11906" w:h="16838"/>
-          <w:pgMar w:top="907" w:right="1020" w:bottom="850" w:left="1020" w:header="454" w:footer="454" w:gutter="0"/>
+          <w:pgMar w:top="907" w:right="935" w:bottom="737" w:left="935" w:header="720" w:footer="720" w:gutter="0"/>
           <w:cols w:space="720"/>
           <w:docGrid w:linePitch="360"/>
         </w:sectPr>
@@ -896,7 +558,7 @@
     </w:p>
     <w:p>
       <w:pPr>
-        <w:spacing w:before="0" w:after="200"/>
+        <w:spacing w:after="160" w:before="0"/>
         <w:jc w:val="center"/>
       </w:pPr>
       <w:r>
@@ -915,33 +577,32 @@
         <w:tblLayout w:type="fixed"/>
         <w:tblLook w:firstColumn="1" w:firstRow="1" w:lastColumn="0" w:lastRow="0" w:noHBand="0" w:noVBand="1" w:val="04A0"/>
         <w:tblBorders>
-          <w:top w:val="single" w:sz="12" w:space="0" w:color="000000"/>
-          <w:left w:val="single" w:sz="12" w:space="0" w:color="000000"/>
-          <w:bottom w:val="single" w:sz="12" w:space="0" w:color="000000"/>
-          <w:right w:val="single" w:sz="12" w:space="0" w:color="000000"/>
-          <w:insideH w:val="single" w:sz="12" w:space="0" w:color="000000"/>
-          <w:insideV w:val="single" w:sz="12" w:space="0" w:color="000000"/>
+          <w:top w:val="single" w:sz="10" w:space="0" w:color="000000"/>
+          <w:left w:val="single" w:sz="10" w:space="0" w:color="000000"/>
+          <w:bottom w:val="single" w:sz="10" w:space="0" w:color="000000"/>
+          <w:right w:val="single" w:sz="10" w:space="0" w:color="000000"/>
+          <w:insideH w:val="single" w:sz="10" w:space="0" w:color="000000"/>
+          <w:insideV w:val="single" w:sz="10" w:space="0" w:color="000000"/>
         </w:tblBorders>
       </w:tblPr>
       <w:tblGrid>
-        <w:gridCol w:w="2960"/>
-        <w:gridCol w:w="2960"/>
-        <w:gridCol w:w="2960"/>
-        <w:gridCol w:w="2960"/>
-        <w:gridCol w:w="2960"/>
+        <w:gridCol w:w="4989"/>
+        <w:gridCol w:w="4989"/>
+        <w:gridCol w:w="4989"/>
       </w:tblGrid>
       <w:tr>
         <w:trPr>
-          <w:trHeight w:val="1417" w:hRule="atLeast"/>
+          <w:trHeight w:val="878" w:hRule="atLeast"/>
         </w:trPr>
         <w:tc>
           <w:tcPr>
-            <w:tcW w:type="dxa" w:w="1134"/>
+            <w:tcW w:type="dxa" w:w="1275"/>
+            <w:vMerge w:val="restart"/>
             <w:vAlign w:val="center"/>
           </w:tcPr>
           <w:p>
             <w:pPr>
-              <w:spacing w:before="0" w:after="0" w:line="300" w:lineRule="auto"/>
+              <w:spacing w:before="0" w:after="0" w:line="240" w:lineRule="auto"/>
               <w:jc w:val="center"/>
             </w:pPr>
             <w:r/>
@@ -951,7 +612,7 @@
                 <w:b/>
                 <w:sz w:val="22"/>
               </w:rPr>
-              <w:t>开题</w:t>
+              <w:t>计</w:t>
             </w:r>
             <w:r>
               <w:br/>
@@ -962,7 +623,7 @@
                 <w:b/>
                 <w:sz w:val="22"/>
               </w:rPr>
-              <w:t>小组</w:t>
+              <w:t>划</w:t>
             </w:r>
             <w:r>
               <w:br/>
@@ -973,7 +634,7 @@
                 <w:b/>
                 <w:sz w:val="22"/>
               </w:rPr>
-              <w:t>意见</w:t>
+              <w:t>进</w:t>
             </w:r>
             <w:r>
               <w:br/>
@@ -984,19 +645,12 @@
                 <w:b/>
                 <w:sz w:val="22"/>
               </w:rPr>
-              <w:t>1</w:t>
+              <w:t>度</w:t>
             </w:r>
           </w:p>
-        </w:tc>
-        <w:tc>
-          <w:tcPr>
-            <w:tcW w:type="dxa" w:w="12927"/>
-            <w:gridSpan w:val="4"/>
-            <w:vAlign w:val="top"/>
-          </w:tcPr>
           <w:p>
             <w:pPr>
-              <w:spacing w:before="0" w:after="0" w:line="300" w:lineRule="auto"/>
+              <w:spacing w:before="0" w:after="0" w:line="276" w:lineRule="auto"/>
               <w:jc w:val="left"/>
             </w:pPr>
             <w:r/>
@@ -1004,45 +658,19 @@
               <w:rPr>
                 <w:rFonts w:ascii="宋体" w:hAnsi="宋体" w:eastAsia="宋体"/>
                 <w:b w:val="0"/>
-                <w:sz w:val="20"/>
-              </w:rPr>
-              <w:t>请填写开题报告会记录、专家意见或修改意见。</w:t>
-            </w:r>
-            <w:r>
-              <w:br/>
-            </w:r>
-            <w:r>
-              <w:rPr>
-                <w:rFonts w:ascii="宋体" w:hAnsi="宋体" w:eastAsia="宋体"/>
-                <w:b w:val="0"/>
-                <w:sz w:val="20"/>
-              </w:rPr>
-            </w:r>
-            <w:r>
-              <w:br/>
-            </w:r>
-            <w:r>
-              <w:rPr>
-                <w:rFonts w:ascii="宋体" w:hAnsi="宋体" w:eastAsia="宋体"/>
-                <w:b w:val="0"/>
-                <w:sz w:val="20"/>
+                <w:sz w:val="22"/>
               </w:rPr>
             </w:r>
           </w:p>
         </w:tc>
-      </w:tr>
-      <w:tr>
-        <w:trPr>
-          <w:trHeight w:val="1417" w:hRule="atLeast"/>
-        </w:trPr>
         <w:tc>
           <w:tcPr>
-            <w:tcW w:type="dxa" w:w="1134"/>
+            <w:tcW w:type="dxa" w:w="5273"/>
             <w:vAlign w:val="center"/>
           </w:tcPr>
           <w:p>
             <w:pPr>
-              <w:spacing w:before="0" w:after="0" w:line="300" w:lineRule="auto"/>
+              <w:spacing w:before="0" w:after="0" w:line="276" w:lineRule="auto"/>
               <w:jc w:val="center"/>
             </w:pPr>
             <w:r/>
@@ -1052,65 +680,18 @@
                 <w:b/>
                 <w:sz w:val="22"/>
               </w:rPr>
-              <w:t>意见</w:t>
+              <w:t>起讫时间</w:t>
             </w:r>
           </w:p>
         </w:tc>
         <w:tc>
           <w:tcPr>
-            <w:tcW w:type="dxa" w:w="12927"/>
-            <w:gridSpan w:val="4"/>
-            <w:vAlign w:val="top"/>
-          </w:tcPr>
-          <w:p>
-            <w:pPr>
-              <w:spacing w:before="0" w:after="0" w:line="300" w:lineRule="auto"/>
-              <w:jc w:val="left"/>
-            </w:pPr>
-            <w:r/>
-            <w:r>
-              <w:rPr>
-                <w:rFonts w:ascii="宋体" w:hAnsi="宋体" w:eastAsia="宋体"/>
-                <w:b w:val="0"/>
-                <w:sz w:val="20"/>
-              </w:rPr>
-              <w:t>请填写开题报告会记录、专家意见或修改意见。</w:t>
-            </w:r>
-            <w:r>
-              <w:br/>
-            </w:r>
-            <w:r>
-              <w:rPr>
-                <w:rFonts w:ascii="宋体" w:hAnsi="宋体" w:eastAsia="宋体"/>
-                <w:b w:val="0"/>
-                <w:sz w:val="20"/>
-              </w:rPr>
-            </w:r>
-            <w:r>
-              <w:br/>
-            </w:r>
-            <w:r>
-              <w:rPr>
-                <w:rFonts w:ascii="宋体" w:hAnsi="宋体" w:eastAsia="宋体"/>
-                <w:b w:val="0"/>
-                <w:sz w:val="20"/>
-              </w:rPr>
-            </w:r>
-          </w:p>
-        </w:tc>
-      </w:tr>
-      <w:tr>
-        <w:trPr>
-          <w:trHeight w:val="1417" w:hRule="atLeast"/>
-        </w:trPr>
-        <w:tc>
-          <w:tcPr>
-            <w:tcW w:type="dxa" w:w="1134"/>
+            <w:tcW w:type="dxa" w:w="7030"/>
             <w:vAlign w:val="center"/>
           </w:tcPr>
           <w:p>
             <w:pPr>
-              <w:spacing w:before="0" w:after="0" w:line="300" w:lineRule="auto"/>
+              <w:spacing w:before="0" w:after="0" w:line="276" w:lineRule="auto"/>
               <w:jc w:val="center"/>
             </w:pPr>
             <w:r/>
@@ -1120,29 +701,7 @@
                 <w:b/>
                 <w:sz w:val="22"/>
               </w:rPr>
-              <w:t>意见</w:t>
-            </w:r>
-          </w:p>
-        </w:tc>
-        <w:tc>
-          <w:tcPr>
-            <w:tcW w:type="dxa" w:w="12927"/>
-            <w:gridSpan w:val="4"/>
-            <w:vAlign w:val="top"/>
-          </w:tcPr>
-          <w:p>
-            <w:pPr>
-              <w:spacing w:before="0" w:after="0" w:line="300" w:lineRule="auto"/>
-              <w:jc w:val="left"/>
-            </w:pPr>
-            <w:r/>
-            <w:r>
-              <w:rPr>
-                <w:rFonts w:ascii="宋体" w:hAnsi="宋体" w:eastAsia="宋体"/>
-                <w:b w:val="0"/>
-                <w:sz w:val="20"/>
-              </w:rPr>
-              <w:t>请填写开题报告会记录、专家意见或修改意见。</w:t>
+              <w:t>计划完成内容</w:t>
             </w:r>
             <w:r>
               <w:br/>
@@ -1150,240 +709,34 @@
             <w:r>
               <w:rPr>
                 <w:rFonts w:ascii="宋体" w:hAnsi="宋体" w:eastAsia="宋体"/>
-                <w:b w:val="0"/>
-                <w:sz w:val="20"/>
+                <w:b/>
+                <w:sz w:val="22"/>
               </w:rPr>
-            </w:r>
-            <w:r>
-              <w:br/>
-            </w:r>
-            <w:r>
-              <w:rPr>
-                <w:rFonts w:ascii="宋体" w:hAnsi="宋体" w:eastAsia="宋体"/>
-                <w:b w:val="0"/>
-                <w:sz w:val="20"/>
-              </w:rPr>
+              <w:t>（一般可分为资料文献搜索、拟定方案（提纲）、试验或初稿、定稿等阶段）</w:t>
             </w:r>
           </w:p>
         </w:tc>
       </w:tr>
       <w:tr>
         <w:trPr>
-          <w:trHeight w:val="1417" w:hRule="atLeast"/>
+          <w:trHeight w:val="878" w:hRule="atLeast"/>
         </w:trPr>
         <w:tc>
           <w:tcPr>
-            <w:tcW w:type="dxa" w:w="1134"/>
+            <w:tcW w:type="dxa" w:w="1275"/>
+            <w:vMerge/>
+            <w:vAlign w:val="center"/>
+          </w:tcPr>
+          <w:p/>
+        </w:tc>
+        <w:tc>
+          <w:tcPr>
+            <w:tcW w:type="dxa" w:w="5273"/>
             <w:vAlign w:val="center"/>
           </w:tcPr>
           <w:p>
             <w:pPr>
-              <w:spacing w:before="0" w:after="0" w:line="300" w:lineRule="auto"/>
-              <w:jc w:val="center"/>
-            </w:pPr>
-            <w:r/>
-            <w:r>
-              <w:rPr>
-                <w:rFonts w:ascii="宋体" w:hAnsi="宋体" w:eastAsia="宋体"/>
-                <w:b/>
-                <w:sz w:val="22"/>
-              </w:rPr>
-              <w:t>意见</w:t>
-            </w:r>
-          </w:p>
-        </w:tc>
-        <w:tc>
-          <w:tcPr>
-            <w:tcW w:type="dxa" w:w="12927"/>
-            <w:gridSpan w:val="4"/>
-            <w:vAlign w:val="top"/>
-          </w:tcPr>
-          <w:p>
-            <w:pPr>
-              <w:spacing w:before="0" w:after="0" w:line="300" w:lineRule="auto"/>
-              <w:jc w:val="left"/>
-            </w:pPr>
-            <w:r/>
-            <w:r>
-              <w:rPr>
-                <w:rFonts w:ascii="宋体" w:hAnsi="宋体" w:eastAsia="宋体"/>
-                <w:b w:val="0"/>
-                <w:sz w:val="20"/>
-              </w:rPr>
-              <w:t>请填写开题报告会记录、专家意见或修改意见。</w:t>
-            </w:r>
-            <w:r>
-              <w:br/>
-            </w:r>
-            <w:r>
-              <w:rPr>
-                <w:rFonts w:ascii="宋体" w:hAnsi="宋体" w:eastAsia="宋体"/>
-                <w:b w:val="0"/>
-                <w:sz w:val="20"/>
-              </w:rPr>
-            </w:r>
-            <w:r>
-              <w:br/>
-            </w:r>
-            <w:r>
-              <w:rPr>
-                <w:rFonts w:ascii="宋体" w:hAnsi="宋体" w:eastAsia="宋体"/>
-                <w:b w:val="0"/>
-                <w:sz w:val="20"/>
-              </w:rPr>
-            </w:r>
-          </w:p>
-        </w:tc>
-      </w:tr>
-      <w:tr>
-        <w:trPr>
-          <w:trHeight w:val="1417" w:hRule="atLeast"/>
-        </w:trPr>
-        <w:tc>
-          <w:tcPr>
-            <w:tcW w:type="dxa" w:w="1134"/>
-            <w:vAlign w:val="center"/>
-          </w:tcPr>
-          <w:p>
-            <w:pPr>
-              <w:spacing w:before="0" w:after="0" w:line="300" w:lineRule="auto"/>
-              <w:jc w:val="center"/>
-            </w:pPr>
-            <w:r/>
-            <w:r>
-              <w:rPr>
-                <w:rFonts w:ascii="宋体" w:hAnsi="宋体" w:eastAsia="宋体"/>
-                <w:b/>
-                <w:sz w:val="22"/>
-              </w:rPr>
-              <w:t>意见</w:t>
-            </w:r>
-          </w:p>
-        </w:tc>
-        <w:tc>
-          <w:tcPr>
-            <w:tcW w:type="dxa" w:w="12927"/>
-            <w:gridSpan w:val="4"/>
-            <w:vAlign w:val="top"/>
-          </w:tcPr>
-          <w:p>
-            <w:pPr>
-              <w:spacing w:before="0" w:after="0" w:line="300" w:lineRule="auto"/>
-              <w:jc w:val="left"/>
-            </w:pPr>
-            <w:r/>
-            <w:r>
-              <w:rPr>
-                <w:rFonts w:ascii="宋体" w:hAnsi="宋体" w:eastAsia="宋体"/>
-                <w:b w:val="0"/>
-                <w:sz w:val="20"/>
-              </w:rPr>
-              <w:t>请填写开题报告会记录、专家意见或修改意见。</w:t>
-            </w:r>
-            <w:r>
-              <w:br/>
-            </w:r>
-            <w:r>
-              <w:rPr>
-                <w:rFonts w:ascii="宋体" w:hAnsi="宋体" w:eastAsia="宋体"/>
-                <w:b w:val="0"/>
-                <w:sz w:val="20"/>
-              </w:rPr>
-            </w:r>
-            <w:r>
-              <w:br/>
-            </w:r>
-            <w:r>
-              <w:rPr>
-                <w:rFonts w:ascii="宋体" w:hAnsi="宋体" w:eastAsia="宋体"/>
-                <w:b w:val="0"/>
-                <w:sz w:val="20"/>
-              </w:rPr>
-            </w:r>
-          </w:p>
-        </w:tc>
-      </w:tr>
-      <w:tr>
-        <w:trPr>
-          <w:trHeight w:val="1417" w:hRule="atLeast"/>
-        </w:trPr>
-        <w:tc>
-          <w:tcPr>
-            <w:tcW w:type="dxa" w:w="1134"/>
-            <w:vAlign w:val="center"/>
-          </w:tcPr>
-          <w:p>
-            <w:pPr>
-              <w:spacing w:before="0" w:after="0" w:line="300" w:lineRule="auto"/>
-              <w:jc w:val="center"/>
-            </w:pPr>
-            <w:r/>
-            <w:r>
-              <w:rPr>
-                <w:rFonts w:ascii="宋体" w:hAnsi="宋体" w:eastAsia="宋体"/>
-                <w:b/>
-                <w:sz w:val="22"/>
-              </w:rPr>
-              <w:t>意见</w:t>
-            </w:r>
-          </w:p>
-        </w:tc>
-        <w:tc>
-          <w:tcPr>
-            <w:tcW w:type="dxa" w:w="12927"/>
-            <w:gridSpan w:val="4"/>
-            <w:vAlign w:val="top"/>
-          </w:tcPr>
-          <w:p>
-            <w:pPr>
-              <w:spacing w:before="0" w:after="0" w:line="300" w:lineRule="auto"/>
-              <w:jc w:val="left"/>
-            </w:pPr>
-            <w:r/>
-            <w:r>
-              <w:rPr>
-                <w:rFonts w:ascii="宋体" w:hAnsi="宋体" w:eastAsia="宋体"/>
-                <w:b w:val="0"/>
-                <w:sz w:val="20"/>
-              </w:rPr>
-              <w:t>请填写开题报告会记录、专家意见或修改意见。</w:t>
-            </w:r>
-            <w:r>
-              <w:br/>
-            </w:r>
-            <w:r>
-              <w:rPr>
-                <w:rFonts w:ascii="宋体" w:hAnsi="宋体" w:eastAsia="宋体"/>
-                <w:b w:val="0"/>
-                <w:sz w:val="20"/>
-              </w:rPr>
-            </w:r>
-            <w:r>
-              <w:br/>
-            </w:r>
-            <w:r>
-              <w:rPr>
-                <w:rFonts w:ascii="宋体" w:hAnsi="宋体" w:eastAsia="宋体"/>
-                <w:b w:val="0"/>
-                <w:sz w:val="20"/>
-              </w:rPr>
-            </w:r>
-          </w:p>
-        </w:tc>
-      </w:tr>
-      <w:tr>
-        <w:trPr>
-          <w:trHeight w:val="1020" w:hRule="atLeast"/>
-        </w:trPr>
-        <w:tc>
-          <w:tcPr>
-            <w:tcW w:type="dxa" w:w="5103"/>
-            <w:gridSpan w:val="2"/>
-            <w:vAlign w:val="center"/>
-          </w:tcPr>
-          <w:p>
-            <w:pPr>
-              <w:spacing w:before="0" w:after="0" w:line="300" w:lineRule="auto"/>
+              <w:spacing w:before="0" w:after="0" w:line="276" w:lineRule="auto"/>
               <w:jc w:val="center"/>
             </w:pPr>
             <w:r/>
@@ -1393,19 +746,62 @@
                 <w:b w:val="0"/>
                 <w:sz w:val="22"/>
               </w:rPr>
-              <w:t>学生签名：              年    月    日</w:t>
             </w:r>
           </w:p>
         </w:tc>
         <w:tc>
           <w:tcPr>
-            <w:tcW w:type="dxa" w:w="8958"/>
-            <w:gridSpan w:val="3"/>
+            <w:tcW w:type="dxa" w:w="7030"/>
             <w:vAlign w:val="center"/>
           </w:tcPr>
           <w:p>
             <w:pPr>
-              <w:spacing w:before="0" w:after="0" w:line="300" w:lineRule="auto"/>
+              <w:spacing w:before="0" w:after="0" w:line="276" w:lineRule="auto"/>
+              <w:jc w:val="left"/>
+            </w:pPr>
+            <w:r/>
+            <w:r>
+              <w:rPr>
+                <w:rFonts w:ascii="宋体" w:hAnsi="宋体" w:eastAsia="宋体"/>
+                <w:b w:val="0"/>
+                <w:sz w:val="22"/>
+              </w:rPr>
+            </w:r>
+          </w:p>
+        </w:tc>
+      </w:tr>
+      <w:tr>
+        <w:trPr>
+          <w:trHeight w:val="878" w:hRule="atLeast"/>
+        </w:trPr>
+        <w:tc>
+          <w:tcPr>
+            <w:tcW w:type="dxa" w:w="1275"/>
+            <w:vAlign w:val="center"/>
+          </w:tcPr>
+          <w:p>
+            <w:pPr>
+              <w:spacing w:before="0" w:after="0" w:line="276" w:lineRule="auto"/>
+              <w:jc w:val="left"/>
+            </w:pPr>
+            <w:r/>
+            <w:r>
+              <w:rPr>
+                <w:rFonts w:ascii="宋体" w:hAnsi="宋体" w:eastAsia="宋体"/>
+                <w:b w:val="0"/>
+                <w:sz w:val="22"/>
+              </w:rPr>
+            </w:r>
+          </w:p>
+        </w:tc>
+        <w:tc>
+          <w:tcPr>
+            <w:tcW w:type="dxa" w:w="5273"/>
+            <w:vAlign w:val="center"/>
+          </w:tcPr>
+          <w:p>
+            <w:pPr>
+              <w:spacing w:before="0" w:after="0" w:line="276" w:lineRule="auto"/>
               <w:jc w:val="center"/>
             </w:pPr>
             <w:r/>
@@ -1415,15 +811,296 @@
                 <w:b w:val="0"/>
                 <w:sz w:val="22"/>
               </w:rPr>
-              <w:t>指导教师签名：              年    月    日</w:t>
+            </w:r>
+          </w:p>
+        </w:tc>
+        <w:tc>
+          <w:tcPr>
+            <w:tcW w:type="dxa" w:w="7030"/>
+            <w:vAlign w:val="center"/>
+          </w:tcPr>
+          <w:p>
+            <w:pPr>
+              <w:spacing w:before="0" w:after="0" w:line="276" w:lineRule="auto"/>
+              <w:jc w:val="left"/>
+            </w:pPr>
+            <w:r/>
+            <w:r>
+              <w:rPr>
+                <w:rFonts w:ascii="宋体" w:hAnsi="宋体" w:eastAsia="宋体"/>
+                <w:b w:val="0"/>
+                <w:sz w:val="22"/>
+              </w:rPr>
+            </w:r>
+          </w:p>
+        </w:tc>
+      </w:tr>
+      <w:tr>
+        <w:trPr>
+          <w:trHeight w:val="878" w:hRule="atLeast"/>
+        </w:trPr>
+        <w:tc>
+          <w:tcPr>
+            <w:tcW w:type="dxa" w:w="1275"/>
+            <w:vAlign w:val="center"/>
+          </w:tcPr>
+          <w:p>
+            <w:pPr>
+              <w:spacing w:before="0" w:after="0" w:line="276" w:lineRule="auto"/>
+              <w:jc w:val="left"/>
+            </w:pPr>
+            <w:r/>
+            <w:r>
+              <w:rPr>
+                <w:rFonts w:ascii="宋体" w:hAnsi="宋体" w:eastAsia="宋体"/>
+                <w:b w:val="0"/>
+                <w:sz w:val="22"/>
+              </w:rPr>
+            </w:r>
+          </w:p>
+        </w:tc>
+        <w:tc>
+          <w:tcPr>
+            <w:tcW w:type="dxa" w:w="5273"/>
+            <w:vAlign w:val="center"/>
+          </w:tcPr>
+          <w:p>
+            <w:pPr>
+              <w:spacing w:before="0" w:after="0" w:line="276" w:lineRule="auto"/>
+              <w:jc w:val="center"/>
+            </w:pPr>
+            <w:r/>
+            <w:r>
+              <w:rPr>
+                <w:rFonts w:ascii="宋体" w:hAnsi="宋体" w:eastAsia="宋体"/>
+                <w:b w:val="0"/>
+                <w:sz w:val="22"/>
+              </w:rPr>
+            </w:r>
+          </w:p>
+        </w:tc>
+        <w:tc>
+          <w:tcPr>
+            <w:tcW w:type="dxa" w:w="7030"/>
+            <w:vAlign w:val="center"/>
+          </w:tcPr>
+          <w:p>
+            <w:pPr>
+              <w:spacing w:before="0" w:after="0" w:line="276" w:lineRule="auto"/>
+              <w:jc w:val="left"/>
+            </w:pPr>
+            <w:r/>
+            <w:r>
+              <w:rPr>
+                <w:rFonts w:ascii="宋体" w:hAnsi="宋体" w:eastAsia="宋体"/>
+                <w:b w:val="0"/>
+                <w:sz w:val="22"/>
+              </w:rPr>
+            </w:r>
+          </w:p>
+        </w:tc>
+      </w:tr>
+      <w:tr>
+        <w:trPr>
+          <w:trHeight w:val="878" w:hRule="atLeast"/>
+        </w:trPr>
+        <w:tc>
+          <w:tcPr>
+            <w:tcW w:type="dxa" w:w="1275"/>
+            <w:vAlign w:val="center"/>
+          </w:tcPr>
+          <w:p>
+            <w:pPr>
+              <w:spacing w:before="0" w:after="0" w:line="276" w:lineRule="auto"/>
+              <w:jc w:val="left"/>
+            </w:pPr>
+            <w:r/>
+            <w:r>
+              <w:rPr>
+                <w:rFonts w:ascii="宋体" w:hAnsi="宋体" w:eastAsia="宋体"/>
+                <w:b w:val="0"/>
+                <w:sz w:val="22"/>
+              </w:rPr>
+            </w:r>
+          </w:p>
+        </w:tc>
+        <w:tc>
+          <w:tcPr>
+            <w:tcW w:type="dxa" w:w="5273"/>
+            <w:vAlign w:val="center"/>
+          </w:tcPr>
+          <w:p>
+            <w:pPr>
+              <w:spacing w:before="0" w:after="0" w:line="276" w:lineRule="auto"/>
+              <w:jc w:val="center"/>
+            </w:pPr>
+            <w:r/>
+            <w:r>
+              <w:rPr>
+                <w:rFonts w:ascii="宋体" w:hAnsi="宋体" w:eastAsia="宋体"/>
+                <w:b w:val="0"/>
+                <w:sz w:val="22"/>
+              </w:rPr>
+            </w:r>
+          </w:p>
+        </w:tc>
+        <w:tc>
+          <w:tcPr>
+            <w:tcW w:type="dxa" w:w="7030"/>
+            <w:vAlign w:val="center"/>
+          </w:tcPr>
+          <w:p>
+            <w:pPr>
+              <w:spacing w:before="0" w:after="0" w:line="276" w:lineRule="auto"/>
+              <w:jc w:val="left"/>
+            </w:pPr>
+            <w:r/>
+            <w:r>
+              <w:rPr>
+                <w:rFonts w:ascii="宋体" w:hAnsi="宋体" w:eastAsia="宋体"/>
+                <w:b w:val="0"/>
+                <w:sz w:val="22"/>
+              </w:rPr>
+            </w:r>
+          </w:p>
+        </w:tc>
+      </w:tr>
+      <w:tr>
+        <w:trPr>
+          <w:trHeight w:val="878" w:hRule="atLeast"/>
+        </w:trPr>
+        <w:tc>
+          <w:tcPr>
+            <w:tcW w:type="dxa" w:w="1275"/>
+            <w:vAlign w:val="center"/>
+          </w:tcPr>
+          <w:p>
+            <w:pPr>
+              <w:spacing w:before="0" w:after="0" w:line="276" w:lineRule="auto"/>
+              <w:jc w:val="left"/>
+            </w:pPr>
+            <w:r/>
+            <w:r>
+              <w:rPr>
+                <w:rFonts w:ascii="宋体" w:hAnsi="宋体" w:eastAsia="宋体"/>
+                <w:b w:val="0"/>
+                <w:sz w:val="22"/>
+              </w:rPr>
+            </w:r>
+          </w:p>
+        </w:tc>
+        <w:tc>
+          <w:tcPr>
+            <w:tcW w:type="dxa" w:w="5273"/>
+            <w:vAlign w:val="center"/>
+          </w:tcPr>
+          <w:p>
+            <w:pPr>
+              <w:spacing w:before="0" w:after="0" w:line="276" w:lineRule="auto"/>
+              <w:jc w:val="center"/>
+            </w:pPr>
+            <w:r/>
+            <w:r>
+              <w:rPr>
+                <w:rFonts w:ascii="宋体" w:hAnsi="宋体" w:eastAsia="宋体"/>
+                <w:b w:val="0"/>
+                <w:sz w:val="22"/>
+              </w:rPr>
+            </w:r>
+          </w:p>
+        </w:tc>
+        <w:tc>
+          <w:tcPr>
+            <w:tcW w:type="dxa" w:w="7030"/>
+            <w:vAlign w:val="center"/>
+          </w:tcPr>
+          <w:p>
+            <w:pPr>
+              <w:spacing w:before="0" w:after="0" w:line="276" w:lineRule="auto"/>
+              <w:jc w:val="left"/>
+            </w:pPr>
+            <w:r/>
+            <w:r>
+              <w:rPr>
+                <w:rFonts w:ascii="宋体" w:hAnsi="宋体" w:eastAsia="宋体"/>
+                <w:b w:val="0"/>
+                <w:sz w:val="22"/>
+              </w:rPr>
+            </w:r>
+          </w:p>
+        </w:tc>
+      </w:tr>
+      <w:tr>
+        <w:trPr>
+          <w:trHeight w:val="935" w:hRule="atLeast"/>
+        </w:trPr>
+        <w:tc>
+          <w:tcPr>
+            <w:tcW w:type="dxa" w:w="13578"/>
+            <w:gridSpan w:val="3"/>
+            <w:vAlign w:val="center"/>
+          </w:tcPr>
+          <w:p>
+            <w:pPr>
+              <w:spacing w:before="0" w:after="0" w:line="276" w:lineRule="auto"/>
+              <w:jc w:val="right"/>
+            </w:pPr>
+            <w:r/>
+            <w:r>
+              <w:rPr>
+                <w:rFonts w:ascii="宋体" w:hAnsi="宋体" w:eastAsia="宋体"/>
+                <w:b w:val="0"/>
+                <w:sz w:val="22"/>
+              </w:rPr>
+              <w:t>学生签名：                         年    月    日</w:t>
+            </w:r>
+          </w:p>
+        </w:tc>
+      </w:tr>
+      <w:tr>
+        <w:trPr>
+          <w:trHeight w:val="708" w:hRule="atLeast"/>
+        </w:trPr>
+        <w:tc>
+          <w:tcPr>
+            <w:tcW w:type="dxa" w:w="13578"/>
+            <w:gridSpan w:val="3"/>
+            <w:vAlign w:val="center"/>
+          </w:tcPr>
+          <w:p>
+            <w:pPr>
+              <w:spacing w:before="0" w:after="0" w:line="276" w:lineRule="auto"/>
+              <w:jc w:val="right"/>
+            </w:pPr>
+            <w:r/>
+            <w:r>
+              <w:rPr>
+                <w:rFonts w:ascii="宋体" w:hAnsi="宋体" w:eastAsia="宋体"/>
+                <w:b w:val="0"/>
+                <w:sz w:val="22"/>
+              </w:rPr>
+              <w:t>指导教师签名：                     年    月    日</w:t>
             </w:r>
           </w:p>
         </w:tc>
       </w:tr>
     </w:tbl>
+    <w:p>
+      <w:pPr>
+        <w:spacing w:before="60" w:after="0"/>
+      </w:pPr>
+      <w:r>
+        <w:rPr>
+          <w:rFonts w:ascii="宋体" w:hAnsi="宋体" w:eastAsia="宋体"/>
+          <w:b w:val="0"/>
+          <w:sz w:val="20"/>
+        </w:rPr>
+        <w:t>注：不足部分可加页。</w:t>
+      </w:r>
+    </w:p>
     <w:sectPr>
       <w:pgSz w:w="16838" w:h="11906" w:orient="landscape"/>
-      <w:pgMar w:top="907" w:right="1020" w:bottom="850" w:left="1020" w:header="454" w:footer="454" w:gutter="0"/>
+      <w:pgMar w:top="907" w:right="935" w:bottom="737" w:left="935" w:header="720" w:footer="720" w:gutter="0"/>
       <w:cols w:space="720"/>
       <w:docGrid w:linePitch="360"/>
     </w:sectPr>
